--- a/3-能力管理/运行记录类文件/030207-2026度运维服务能力管理总结报告（第一季度）.docx
+++ b/3-能力管理/运行记录类文件/030207-2026度运维服务能力管理总结报告（第一季度）.docx
@@ -22,7 +22,7 @@
           <w:lang w:val="en-US" w:eastAsia="zh-CN"/>
         </w:rPr>
       </w:pPr>
-      <w:bookmarkStart w:id="0" w:name="_Toc9386"/>
+      <w:bookmarkStart w:id="0" w:name="_Toc2969"/>
       <w:r>
         <w:rPr>
           <w:rFonts w:hint="eastAsia"/>
@@ -51,7 +51,7 @@
         <w:widowControl w:val="0"/>
         <w:spacing w:after="2160"/>
       </w:pPr>
-      <w:bookmarkStart w:id="1" w:name="_Toc6675"/>
+      <w:bookmarkStart w:id="1" w:name="_Toc9918"/>
       <w:r>
         <w:t>江苏云储智能科技有限公司</w:t>
       </w:r>
@@ -595,9 +595,9 @@
               <w:rPr>
                 <w:rFonts w:hint="eastAsia"/>
                 <w:spacing w:val="-2"/>
-                <w:lang w:eastAsia="zh-CN"/>
-              </w:rPr>
-              <w:t>5</w:t>
+                <w:lang w:val="en-US" w:eastAsia="zh-CN"/>
+              </w:rPr>
+              <w:t>6</w:t>
             </w:r>
             <w:r>
               <w:rPr>
@@ -1004,7 +1004,7 @@
               <w:rFonts w:ascii="Calibri" w:hAnsi="Calibri" w:eastAsia="Calibri" w:cs="Calibri"/>
               <w:szCs w:val="20"/>
             </w:rPr>
-            <w:instrText xml:space="preserve"> HYPERLINK \l _Toc9386 </w:instrText>
+            <w:instrText xml:space="preserve"> HYPERLINK \l _Toc2969 </w:instrText>
           </w:r>
           <w:r>
             <w:rPr>
@@ -1040,7 +1040,7 @@
             <w:fldChar w:fldCharType="begin"/>
           </w:r>
           <w:r>
-            <w:instrText xml:space="preserve"> PAGEREF _Toc9386 \h </w:instrText>
+            <w:instrText xml:space="preserve"> PAGEREF _Toc2969 \h </w:instrText>
           </w:r>
           <w:r>
             <w:fldChar w:fldCharType="separate"/>
@@ -1078,7 +1078,7 @@
               <w:rFonts w:ascii="Calibri" w:hAnsi="Calibri" w:eastAsia="Calibri" w:cs="Calibri"/>
               <w:szCs w:val="20"/>
             </w:rPr>
-            <w:instrText xml:space="preserve"> HYPERLINK \l _Toc6675 </w:instrText>
+            <w:instrText xml:space="preserve"> HYPERLINK \l _Toc9918 </w:instrText>
           </w:r>
           <w:r>
             <w:rPr>
@@ -1097,7 +1097,7 @@
             <w:fldChar w:fldCharType="begin"/>
           </w:r>
           <w:r>
-            <w:instrText xml:space="preserve"> PAGEREF _Toc6675 \h </w:instrText>
+            <w:instrText xml:space="preserve"> PAGEREF _Toc9918 \h </w:instrText>
           </w:r>
           <w:r>
             <w:fldChar w:fldCharType="separate"/>
@@ -1135,7 +1135,7 @@
               <w:rFonts w:ascii="Calibri" w:hAnsi="Calibri" w:eastAsia="Calibri" w:cs="Calibri"/>
               <w:szCs w:val="20"/>
             </w:rPr>
-            <w:instrText xml:space="preserve"> HYPERLINK \l _Toc7388 </w:instrText>
+            <w:instrText xml:space="preserve"> HYPERLINK \l _Toc721 </w:instrText>
           </w:r>
           <w:r>
             <w:rPr>
@@ -1160,7 +1160,7 @@
             <w:fldChar w:fldCharType="begin"/>
           </w:r>
           <w:r>
-            <w:instrText xml:space="preserve"> PAGEREF _Toc7388 \h </w:instrText>
+            <w:instrText xml:space="preserve"> PAGEREF _Toc721 \h </w:instrText>
           </w:r>
           <w:r>
             <w:fldChar w:fldCharType="separate"/>
@@ -1198,7 +1198,7 @@
               <w:rFonts w:ascii="Calibri" w:hAnsi="Calibri" w:eastAsia="Calibri" w:cs="Calibri"/>
               <w:szCs w:val="20"/>
             </w:rPr>
-            <w:instrText xml:space="preserve"> HYPERLINK \l _Toc17570 </w:instrText>
+            <w:instrText xml:space="preserve"> HYPERLINK \l _Toc32195 </w:instrText>
           </w:r>
           <w:r>
             <w:rPr>
@@ -1227,7 +1227,7 @@
             <w:fldChar w:fldCharType="begin"/>
           </w:r>
           <w:r>
-            <w:instrText xml:space="preserve"> PAGEREF _Toc17570 \h </w:instrText>
+            <w:instrText xml:space="preserve"> PAGEREF _Toc32195 \h </w:instrText>
           </w:r>
           <w:r>
             <w:fldChar w:fldCharType="separate"/>
@@ -1265,7 +1265,7 @@
               <w:rFonts w:ascii="Calibri" w:hAnsi="Calibri" w:eastAsia="Calibri" w:cs="Calibri"/>
               <w:szCs w:val="20"/>
             </w:rPr>
-            <w:instrText xml:space="preserve"> HYPERLINK \l _Toc29018 </w:instrText>
+            <w:instrText xml:space="preserve"> HYPERLINK \l _Toc22624 </w:instrText>
           </w:r>
           <w:r>
             <w:rPr>
@@ -1295,7 +1295,7 @@
             <w:fldChar w:fldCharType="begin"/>
           </w:r>
           <w:r>
-            <w:instrText xml:space="preserve"> PAGEREF _Toc29018 \h </w:instrText>
+            <w:instrText xml:space="preserve"> PAGEREF _Toc22624 \h </w:instrText>
           </w:r>
           <w:r>
             <w:fldChar w:fldCharType="separate"/>
@@ -1333,7 +1333,7 @@
               <w:rFonts w:ascii="Calibri" w:hAnsi="Calibri" w:eastAsia="Calibri" w:cs="Calibri"/>
               <w:szCs w:val="20"/>
             </w:rPr>
-            <w:instrText xml:space="preserve"> HYPERLINK \l _Toc8648 </w:instrText>
+            <w:instrText xml:space="preserve"> HYPERLINK \l _Toc15199 </w:instrText>
           </w:r>
           <w:r>
             <w:rPr>
@@ -1363,7 +1363,7 @@
             <w:fldChar w:fldCharType="begin"/>
           </w:r>
           <w:r>
-            <w:instrText xml:space="preserve"> PAGEREF _Toc8648 \h </w:instrText>
+            <w:instrText xml:space="preserve"> PAGEREF _Toc15199 \h </w:instrText>
           </w:r>
           <w:r>
             <w:fldChar w:fldCharType="separate"/>
@@ -1401,7 +1401,7 @@
               <w:rFonts w:ascii="Calibri" w:hAnsi="Calibri" w:eastAsia="Calibri" w:cs="Calibri"/>
               <w:szCs w:val="20"/>
             </w:rPr>
-            <w:instrText xml:space="preserve"> HYPERLINK \l _Toc17583 </w:instrText>
+            <w:instrText xml:space="preserve"> HYPERLINK \l _Toc31312 </w:instrText>
           </w:r>
           <w:r>
             <w:rPr>
@@ -1426,7 +1426,7 @@
             <w:fldChar w:fldCharType="begin"/>
           </w:r>
           <w:r>
-            <w:instrText xml:space="preserve"> PAGEREF _Toc17583 \h </w:instrText>
+            <w:instrText xml:space="preserve"> PAGEREF _Toc31312 \h </w:instrText>
           </w:r>
           <w:r>
             <w:fldChar w:fldCharType="separate"/>
@@ -1464,7 +1464,7 @@
               <w:rFonts w:ascii="Calibri" w:hAnsi="Calibri" w:eastAsia="Calibri" w:cs="Calibri"/>
               <w:szCs w:val="20"/>
             </w:rPr>
-            <w:instrText xml:space="preserve"> HYPERLINK \l _Toc30617 </w:instrText>
+            <w:instrText xml:space="preserve"> HYPERLINK \l _Toc1117 </w:instrText>
           </w:r>
           <w:r>
             <w:rPr>
@@ -1494,7 +1494,7 @@
             <w:fldChar w:fldCharType="begin"/>
           </w:r>
           <w:r>
-            <w:instrText xml:space="preserve"> PAGEREF _Toc30617 \h </w:instrText>
+            <w:instrText xml:space="preserve"> PAGEREF _Toc1117 \h </w:instrText>
           </w:r>
           <w:r>
             <w:fldChar w:fldCharType="separate"/>
@@ -1532,7 +1532,7 @@
               <w:rFonts w:ascii="Calibri" w:hAnsi="Calibri" w:eastAsia="Calibri" w:cs="Calibri"/>
               <w:szCs w:val="20"/>
             </w:rPr>
-            <w:instrText xml:space="preserve"> HYPERLINK \l _Toc9068 </w:instrText>
+            <w:instrText xml:space="preserve"> HYPERLINK \l _Toc21896 </w:instrText>
           </w:r>
           <w:r>
             <w:rPr>
@@ -1557,7 +1557,7 @@
             <w:fldChar w:fldCharType="begin"/>
           </w:r>
           <w:r>
-            <w:instrText xml:space="preserve"> PAGEREF _Toc9068 \h </w:instrText>
+            <w:instrText xml:space="preserve"> PAGEREF _Toc21896 \h </w:instrText>
           </w:r>
           <w:r>
             <w:fldChar w:fldCharType="separate"/>
@@ -1595,7 +1595,7 @@
               <w:rFonts w:ascii="Calibri" w:hAnsi="Calibri" w:eastAsia="Calibri" w:cs="Calibri"/>
               <w:szCs w:val="20"/>
             </w:rPr>
-            <w:instrText xml:space="preserve"> HYPERLINK \l _Toc19437 </w:instrText>
+            <w:instrText xml:space="preserve"> HYPERLINK \l _Toc2121 </w:instrText>
           </w:r>
           <w:r>
             <w:rPr>
@@ -1620,7 +1620,7 @@
             <w:fldChar w:fldCharType="begin"/>
           </w:r>
           <w:r>
-            <w:instrText xml:space="preserve"> PAGEREF _Toc19437 \h </w:instrText>
+            <w:instrText xml:space="preserve"> PAGEREF _Toc2121 \h </w:instrText>
           </w:r>
           <w:r>
             <w:fldChar w:fldCharType="separate"/>
@@ -1658,7 +1658,7 @@
               <w:rFonts w:ascii="Calibri" w:hAnsi="Calibri" w:eastAsia="Calibri" w:cs="Calibri"/>
               <w:szCs w:val="20"/>
             </w:rPr>
-            <w:instrText xml:space="preserve"> HYPERLINK \l _Toc8561 </w:instrText>
+            <w:instrText xml:space="preserve"> HYPERLINK \l _Toc24751 </w:instrText>
           </w:r>
           <w:r>
             <w:rPr>
@@ -1688,7 +1688,7 @@
             <w:fldChar w:fldCharType="begin"/>
           </w:r>
           <w:r>
-            <w:instrText xml:space="preserve"> PAGEREF _Toc8561 \h </w:instrText>
+            <w:instrText xml:space="preserve"> PAGEREF _Toc24751 \h </w:instrText>
           </w:r>
           <w:r>
             <w:fldChar w:fldCharType="separate"/>
@@ -1726,7 +1726,7 @@
               <w:rFonts w:ascii="Calibri" w:hAnsi="Calibri" w:eastAsia="Calibri" w:cs="Calibri"/>
               <w:szCs w:val="20"/>
             </w:rPr>
-            <w:instrText xml:space="preserve"> HYPERLINK \l _Toc31484 </w:instrText>
+            <w:instrText xml:space="preserve"> HYPERLINK \l _Toc6958 </w:instrText>
           </w:r>
           <w:r>
             <w:rPr>
@@ -1751,7 +1751,7 @@
             <w:fldChar w:fldCharType="begin"/>
           </w:r>
           <w:r>
-            <w:instrText xml:space="preserve"> PAGEREF _Toc31484 \h </w:instrText>
+            <w:instrText xml:space="preserve"> PAGEREF _Toc6958 \h </w:instrText>
           </w:r>
           <w:r>
             <w:fldChar w:fldCharType="separate"/>
@@ -1789,7 +1789,7 @@
               <w:rFonts w:ascii="Calibri" w:hAnsi="Calibri" w:eastAsia="Calibri" w:cs="Calibri"/>
               <w:szCs w:val="20"/>
             </w:rPr>
-            <w:instrText xml:space="preserve"> HYPERLINK \l _Toc19077 </w:instrText>
+            <w:instrText xml:space="preserve"> HYPERLINK \l _Toc8074 </w:instrText>
           </w:r>
           <w:r>
             <w:rPr>
@@ -1819,7 +1819,7 @@
             <w:fldChar w:fldCharType="begin"/>
           </w:r>
           <w:r>
-            <w:instrText xml:space="preserve"> PAGEREF _Toc19077 \h </w:instrText>
+            <w:instrText xml:space="preserve"> PAGEREF _Toc8074 \h </w:instrText>
           </w:r>
           <w:r>
             <w:fldChar w:fldCharType="separate"/>
@@ -1857,7 +1857,7 @@
               <w:rFonts w:ascii="Calibri" w:hAnsi="Calibri" w:eastAsia="Calibri" w:cs="Calibri"/>
               <w:szCs w:val="20"/>
             </w:rPr>
-            <w:instrText xml:space="preserve"> HYPERLINK \l _Toc18463 </w:instrText>
+            <w:instrText xml:space="preserve"> HYPERLINK \l _Toc14879 </w:instrText>
           </w:r>
           <w:r>
             <w:rPr>
@@ -1882,7 +1882,7 @@
             <w:fldChar w:fldCharType="begin"/>
           </w:r>
           <w:r>
-            <w:instrText xml:space="preserve"> PAGEREF _Toc18463 \h </w:instrText>
+            <w:instrText xml:space="preserve"> PAGEREF _Toc14879 \h </w:instrText>
           </w:r>
           <w:r>
             <w:fldChar w:fldCharType="separate"/>
@@ -1920,7 +1920,7 @@
               <w:rFonts w:ascii="Calibri" w:hAnsi="Calibri" w:eastAsia="Calibri" w:cs="Calibri"/>
               <w:szCs w:val="20"/>
             </w:rPr>
-            <w:instrText xml:space="preserve"> HYPERLINK \l _Toc18590 </w:instrText>
+            <w:instrText xml:space="preserve"> HYPERLINK \l _Toc27089 </w:instrText>
           </w:r>
           <w:r>
             <w:rPr>
@@ -1945,7 +1945,7 @@
             <w:fldChar w:fldCharType="begin"/>
           </w:r>
           <w:r>
-            <w:instrText xml:space="preserve"> PAGEREF _Toc18590 \h </w:instrText>
+            <w:instrText xml:space="preserve"> PAGEREF _Toc27089 \h </w:instrText>
           </w:r>
           <w:r>
             <w:fldChar w:fldCharType="separate"/>
@@ -1983,7 +1983,7 @@
               <w:rFonts w:ascii="Calibri" w:hAnsi="Calibri" w:eastAsia="Calibri" w:cs="Calibri"/>
               <w:szCs w:val="20"/>
             </w:rPr>
-            <w:instrText xml:space="preserve"> HYPERLINK \l _Toc24940 </w:instrText>
+            <w:instrText xml:space="preserve"> HYPERLINK \l _Toc14620 </w:instrText>
           </w:r>
           <w:r>
             <w:rPr>
@@ -2013,13 +2013,13 @@
             <w:fldChar w:fldCharType="begin"/>
           </w:r>
           <w:r>
-            <w:instrText xml:space="preserve"> PAGEREF _Toc24940 \h </w:instrText>
+            <w:instrText xml:space="preserve"> PAGEREF _Toc14620 \h </w:instrText>
           </w:r>
           <w:r>
             <w:fldChar w:fldCharType="separate"/>
           </w:r>
           <w:r>
-            <w:t>7</w:t>
+            <w:t>8</w:t>
           </w:r>
           <w:r>
             <w:fldChar w:fldCharType="end"/>
@@ -2051,7 +2051,7 @@
               <w:rFonts w:ascii="Calibri" w:hAnsi="Calibri" w:eastAsia="Calibri" w:cs="Calibri"/>
               <w:szCs w:val="20"/>
             </w:rPr>
-            <w:instrText xml:space="preserve"> HYPERLINK \l _Toc30093 </w:instrText>
+            <w:instrText xml:space="preserve"> HYPERLINK \l _Toc23046 </w:instrText>
           </w:r>
           <w:r>
             <w:rPr>
@@ -2076,13 +2076,13 @@
             <w:fldChar w:fldCharType="begin"/>
           </w:r>
           <w:r>
-            <w:instrText xml:space="preserve"> PAGEREF _Toc30093 \h </w:instrText>
+            <w:instrText xml:space="preserve"> PAGEREF _Toc23046 \h </w:instrText>
           </w:r>
           <w:r>
             <w:fldChar w:fldCharType="separate"/>
           </w:r>
           <w:r>
-            <w:t>7</w:t>
+            <w:t>8</w:t>
           </w:r>
           <w:r>
             <w:fldChar w:fldCharType="end"/>
@@ -2114,7 +2114,7 @@
               <w:rFonts w:ascii="Calibri" w:hAnsi="Calibri" w:eastAsia="Calibri" w:cs="Calibri"/>
               <w:szCs w:val="20"/>
             </w:rPr>
-            <w:instrText xml:space="preserve"> HYPERLINK \l _Toc21821 </w:instrText>
+            <w:instrText xml:space="preserve"> HYPERLINK \l _Toc3350 </w:instrText>
           </w:r>
           <w:r>
             <w:rPr>
@@ -2139,7 +2139,7 @@
             <w:fldChar w:fldCharType="begin"/>
           </w:r>
           <w:r>
-            <w:instrText xml:space="preserve"> PAGEREF _Toc21821 \h </w:instrText>
+            <w:instrText xml:space="preserve"> PAGEREF _Toc3350 \h </w:instrText>
           </w:r>
           <w:r>
             <w:fldChar w:fldCharType="separate"/>
@@ -2177,7 +2177,7 @@
               <w:rFonts w:ascii="Calibri" w:hAnsi="Calibri" w:eastAsia="Calibri" w:cs="Calibri"/>
               <w:szCs w:val="20"/>
             </w:rPr>
-            <w:instrText xml:space="preserve"> HYPERLINK \l _Toc31464 </w:instrText>
+            <w:instrText xml:space="preserve"> HYPERLINK \l _Toc11240 </w:instrText>
           </w:r>
           <w:r>
             <w:rPr>
@@ -2207,7 +2207,7 @@
             <w:fldChar w:fldCharType="begin"/>
           </w:r>
           <w:r>
-            <w:instrText xml:space="preserve"> PAGEREF _Toc31464 \h </w:instrText>
+            <w:instrText xml:space="preserve"> PAGEREF _Toc11240 \h </w:instrText>
           </w:r>
           <w:r>
             <w:fldChar w:fldCharType="separate"/>
@@ -2245,7 +2245,7 @@
               <w:rFonts w:ascii="Calibri" w:hAnsi="Calibri" w:eastAsia="Calibri" w:cs="Calibri"/>
               <w:szCs w:val="20"/>
             </w:rPr>
-            <w:instrText xml:space="preserve"> HYPERLINK \l _Toc12515 </w:instrText>
+            <w:instrText xml:space="preserve"> HYPERLINK \l _Toc31519 </w:instrText>
           </w:r>
           <w:r>
             <w:rPr>
@@ -2270,7 +2270,7 @@
             <w:fldChar w:fldCharType="begin"/>
           </w:r>
           <w:r>
-            <w:instrText xml:space="preserve"> PAGEREF _Toc12515 \h </w:instrText>
+            <w:instrText xml:space="preserve"> PAGEREF _Toc31519 \h </w:instrText>
           </w:r>
           <w:r>
             <w:fldChar w:fldCharType="separate"/>
@@ -2308,7 +2308,7 @@
               <w:rFonts w:ascii="Calibri" w:hAnsi="Calibri" w:eastAsia="Calibri" w:cs="Calibri"/>
               <w:szCs w:val="20"/>
             </w:rPr>
-            <w:instrText xml:space="preserve"> HYPERLINK \l _Toc31339 </w:instrText>
+            <w:instrText xml:space="preserve"> HYPERLINK \l _Toc20323 </w:instrText>
           </w:r>
           <w:r>
             <w:rPr>
@@ -2333,7 +2333,7 @@
             <w:fldChar w:fldCharType="begin"/>
           </w:r>
           <w:r>
-            <w:instrText xml:space="preserve"> PAGEREF _Toc31339 \h </w:instrText>
+            <w:instrText xml:space="preserve"> PAGEREF _Toc20323 \h </w:instrText>
           </w:r>
           <w:r>
             <w:fldChar w:fldCharType="separate"/>
@@ -2371,7 +2371,7 @@
               <w:rFonts w:ascii="Calibri" w:hAnsi="Calibri" w:eastAsia="Calibri" w:cs="Calibri"/>
               <w:szCs w:val="20"/>
             </w:rPr>
-            <w:instrText xml:space="preserve"> HYPERLINK \l _Toc31260 </w:instrText>
+            <w:instrText xml:space="preserve"> HYPERLINK \l _Toc32264 </w:instrText>
           </w:r>
           <w:r>
             <w:rPr>
@@ -2392,7 +2392,7 @@
               <w:rFonts w:hint="eastAsia"/>
               <w:lang w:val="en-US" w:eastAsia="zh-CN"/>
             </w:rPr>
-            <w:t>绩效考核情况</w:t>
+            <w:t>技能评价情况</w:t>
           </w:r>
           <w:r>
             <w:tab/>
@@ -2401,7 +2401,7 @@
             <w:fldChar w:fldCharType="begin"/>
           </w:r>
           <w:r>
-            <w:instrText xml:space="preserve"> PAGEREF _Toc31260 \h </w:instrText>
+            <w:instrText xml:space="preserve"> PAGEREF _Toc32264 \h </w:instrText>
           </w:r>
           <w:r>
             <w:fldChar w:fldCharType="separate"/>
@@ -2439,7 +2439,7 @@
               <w:rFonts w:ascii="Calibri" w:hAnsi="Calibri" w:eastAsia="Calibri" w:cs="Calibri"/>
               <w:szCs w:val="20"/>
             </w:rPr>
-            <w:instrText xml:space="preserve"> HYPERLINK \l _Toc18975 </w:instrText>
+            <w:instrText xml:space="preserve"> HYPERLINK \l _Toc23610 </w:instrText>
           </w:r>
           <w:r>
             <w:rPr>
@@ -2464,13 +2464,13 @@
             <w:fldChar w:fldCharType="begin"/>
           </w:r>
           <w:r>
-            <w:instrText xml:space="preserve"> PAGEREF _Toc18975 \h </w:instrText>
+            <w:instrText xml:space="preserve"> PAGEREF _Toc23610 \h </w:instrText>
           </w:r>
           <w:r>
             <w:fldChar w:fldCharType="separate"/>
           </w:r>
           <w:r>
-            <w:t>8</w:t>
+            <w:t>9</w:t>
           </w:r>
           <w:r>
             <w:fldChar w:fldCharType="end"/>
@@ -2502,7 +2502,7 @@
               <w:rFonts w:ascii="Calibri" w:hAnsi="Calibri" w:eastAsia="Calibri" w:cs="Calibri"/>
               <w:szCs w:val="20"/>
             </w:rPr>
-            <w:instrText xml:space="preserve"> HYPERLINK \l _Toc256 </w:instrText>
+            <w:instrText xml:space="preserve"> HYPERLINK \l _Toc32247 </w:instrText>
           </w:r>
           <w:r>
             <w:rPr>
@@ -2527,13 +2527,13 @@
             <w:fldChar w:fldCharType="begin"/>
           </w:r>
           <w:r>
-            <w:instrText xml:space="preserve"> PAGEREF _Toc256 \h </w:instrText>
+            <w:instrText xml:space="preserve"> PAGEREF _Toc32247 \h </w:instrText>
           </w:r>
           <w:r>
             <w:fldChar w:fldCharType="separate"/>
           </w:r>
           <w:r>
-            <w:t>8</w:t>
+            <w:t>9</w:t>
           </w:r>
           <w:r>
             <w:fldChar w:fldCharType="end"/>
@@ -2565,7 +2565,7 @@
               <w:rFonts w:ascii="Calibri" w:hAnsi="Calibri" w:eastAsia="Calibri" w:cs="Calibri"/>
               <w:szCs w:val="20"/>
             </w:rPr>
-            <w:instrText xml:space="preserve"> HYPERLINK \l _Toc27407 </w:instrText>
+            <w:instrText xml:space="preserve"> HYPERLINK \l _Toc13239 </w:instrText>
           </w:r>
           <w:r>
             <w:rPr>
@@ -2590,7 +2590,7 @@
             <w:fldChar w:fldCharType="begin"/>
           </w:r>
           <w:r>
-            <w:instrText xml:space="preserve"> PAGEREF _Toc27407 \h </w:instrText>
+            <w:instrText xml:space="preserve"> PAGEREF _Toc13239 \h </w:instrText>
           </w:r>
           <w:r>
             <w:fldChar w:fldCharType="separate"/>
@@ -2628,7 +2628,7 @@
               <w:rFonts w:ascii="Calibri" w:hAnsi="Calibri" w:eastAsia="Calibri" w:cs="Calibri"/>
               <w:szCs w:val="20"/>
             </w:rPr>
-            <w:instrText xml:space="preserve"> HYPERLINK \l _Toc13948 </w:instrText>
+            <w:instrText xml:space="preserve"> HYPERLINK \l _Toc4548 </w:instrText>
           </w:r>
           <w:r>
             <w:rPr>
@@ -2653,7 +2653,7 @@
             <w:fldChar w:fldCharType="begin"/>
           </w:r>
           <w:r>
-            <w:instrText xml:space="preserve"> PAGEREF _Toc13948 \h </w:instrText>
+            <w:instrText xml:space="preserve"> PAGEREF _Toc4548 \h </w:instrText>
           </w:r>
           <w:r>
             <w:fldChar w:fldCharType="separate"/>
@@ -2691,7 +2691,7 @@
               <w:rFonts w:ascii="Calibri" w:hAnsi="Calibri" w:eastAsia="Calibri" w:cs="Calibri"/>
               <w:szCs w:val="20"/>
             </w:rPr>
-            <w:instrText xml:space="preserve"> HYPERLINK \l _Toc22100 </w:instrText>
+            <w:instrText xml:space="preserve"> HYPERLINK \l _Toc18724 </w:instrText>
           </w:r>
           <w:r>
             <w:rPr>
@@ -2720,7 +2720,7 @@
             <w:fldChar w:fldCharType="begin"/>
           </w:r>
           <w:r>
-            <w:instrText xml:space="preserve"> PAGEREF _Toc22100 \h </w:instrText>
+            <w:instrText xml:space="preserve"> PAGEREF _Toc18724 \h </w:instrText>
           </w:r>
           <w:r>
             <w:fldChar w:fldCharType="separate"/>
@@ -2758,7 +2758,7 @@
               <w:rFonts w:ascii="Calibri" w:hAnsi="Calibri" w:eastAsia="Calibri" w:cs="Calibri"/>
               <w:szCs w:val="20"/>
             </w:rPr>
-            <w:instrText xml:space="preserve"> HYPERLINK \l _Toc21407 </w:instrText>
+            <w:instrText xml:space="preserve"> HYPERLINK \l _Toc26 </w:instrText>
           </w:r>
           <w:r>
             <w:rPr>
@@ -2788,7 +2788,7 @@
             <w:fldChar w:fldCharType="begin"/>
           </w:r>
           <w:r>
-            <w:instrText xml:space="preserve"> PAGEREF _Toc21407 \h </w:instrText>
+            <w:instrText xml:space="preserve"> PAGEREF _Toc26 \h </w:instrText>
           </w:r>
           <w:r>
             <w:fldChar w:fldCharType="separate"/>
@@ -2826,7 +2826,7 @@
               <w:rFonts w:ascii="Calibri" w:hAnsi="Calibri" w:eastAsia="Calibri" w:cs="Calibri"/>
               <w:szCs w:val="20"/>
             </w:rPr>
-            <w:instrText xml:space="preserve"> HYPERLINK \l _Toc23478 </w:instrText>
+            <w:instrText xml:space="preserve"> HYPERLINK \l _Toc3814 </w:instrText>
           </w:r>
           <w:r>
             <w:rPr>
@@ -2856,7 +2856,7 @@
             <w:fldChar w:fldCharType="begin"/>
           </w:r>
           <w:r>
-            <w:instrText xml:space="preserve"> PAGEREF _Toc23478 \h </w:instrText>
+            <w:instrText xml:space="preserve"> PAGEREF _Toc3814 \h </w:instrText>
           </w:r>
           <w:r>
             <w:fldChar w:fldCharType="separate"/>
@@ -2894,7 +2894,7 @@
               <w:rFonts w:ascii="Calibri" w:hAnsi="Calibri" w:eastAsia="Calibri" w:cs="Calibri"/>
               <w:szCs w:val="20"/>
             </w:rPr>
-            <w:instrText xml:space="preserve"> HYPERLINK \l _Toc16443 </w:instrText>
+            <w:instrText xml:space="preserve"> HYPERLINK \l _Toc9897 </w:instrText>
           </w:r>
           <w:r>
             <w:rPr>
@@ -2919,7 +2919,7 @@
             <w:fldChar w:fldCharType="begin"/>
           </w:r>
           <w:r>
-            <w:instrText xml:space="preserve"> PAGEREF _Toc16443 \h </w:instrText>
+            <w:instrText xml:space="preserve"> PAGEREF _Toc9897 \h </w:instrText>
           </w:r>
           <w:r>
             <w:fldChar w:fldCharType="separate"/>
@@ -2957,7 +2957,7 @@
               <w:rFonts w:ascii="Calibri" w:hAnsi="Calibri" w:eastAsia="Calibri" w:cs="Calibri"/>
               <w:szCs w:val="20"/>
             </w:rPr>
-            <w:instrText xml:space="preserve"> HYPERLINK \l _Toc26174 </w:instrText>
+            <w:instrText xml:space="preserve"> HYPERLINK \l _Toc13663 </w:instrText>
           </w:r>
           <w:r>
             <w:rPr>
@@ -2982,7 +2982,7 @@
             <w:fldChar w:fldCharType="begin"/>
           </w:r>
           <w:r>
-            <w:instrText xml:space="preserve"> PAGEREF _Toc26174 \h </w:instrText>
+            <w:instrText xml:space="preserve"> PAGEREF _Toc13663 \h </w:instrText>
           </w:r>
           <w:r>
             <w:fldChar w:fldCharType="separate"/>
@@ -3020,7 +3020,7 @@
               <w:rFonts w:ascii="Calibri" w:hAnsi="Calibri" w:eastAsia="Calibri" w:cs="Calibri"/>
               <w:szCs w:val="20"/>
             </w:rPr>
-            <w:instrText xml:space="preserve"> HYPERLINK \l _Toc23469 </w:instrText>
+            <w:instrText xml:space="preserve"> HYPERLINK \l _Toc24561 </w:instrText>
           </w:r>
           <w:r>
             <w:rPr>
@@ -3045,7 +3045,7 @@
             <w:fldChar w:fldCharType="begin"/>
           </w:r>
           <w:r>
-            <w:instrText xml:space="preserve"> PAGEREF _Toc23469 \h </w:instrText>
+            <w:instrText xml:space="preserve"> PAGEREF _Toc24561 \h </w:instrText>
           </w:r>
           <w:r>
             <w:fldChar w:fldCharType="separate"/>
@@ -3083,7 +3083,7 @@
               <w:rFonts w:ascii="Calibri" w:hAnsi="Calibri" w:eastAsia="Calibri" w:cs="Calibri"/>
               <w:szCs w:val="20"/>
             </w:rPr>
-            <w:instrText xml:space="preserve"> HYPERLINK \l _Toc24169 </w:instrText>
+            <w:instrText xml:space="preserve"> HYPERLINK \l _Toc4621 </w:instrText>
           </w:r>
           <w:r>
             <w:rPr>
@@ -3108,7 +3108,7 @@
             <w:fldChar w:fldCharType="begin"/>
           </w:r>
           <w:r>
-            <w:instrText xml:space="preserve"> PAGEREF _Toc24169 \h </w:instrText>
+            <w:instrText xml:space="preserve"> PAGEREF _Toc4621 \h </w:instrText>
           </w:r>
           <w:r>
             <w:fldChar w:fldCharType="separate"/>
@@ -3146,7 +3146,7 @@
               <w:rFonts w:ascii="Calibri" w:hAnsi="Calibri" w:eastAsia="Calibri" w:cs="Calibri"/>
               <w:szCs w:val="20"/>
             </w:rPr>
-            <w:instrText xml:space="preserve"> HYPERLINK \l _Toc8393 </w:instrText>
+            <w:instrText xml:space="preserve"> HYPERLINK \l _Toc1139 </w:instrText>
           </w:r>
           <w:r>
             <w:rPr>
@@ -3171,7 +3171,7 @@
             <w:fldChar w:fldCharType="begin"/>
           </w:r>
           <w:r>
-            <w:instrText xml:space="preserve"> PAGEREF _Toc8393 \h </w:instrText>
+            <w:instrText xml:space="preserve"> PAGEREF _Toc1139 \h </w:instrText>
           </w:r>
           <w:r>
             <w:fldChar w:fldCharType="separate"/>
@@ -3209,7 +3209,7 @@
               <w:rFonts w:ascii="Calibri" w:hAnsi="Calibri" w:eastAsia="Calibri" w:cs="Calibri"/>
               <w:szCs w:val="20"/>
             </w:rPr>
-            <w:instrText xml:space="preserve"> HYPERLINK \l _Toc24285 </w:instrText>
+            <w:instrText xml:space="preserve"> HYPERLINK \l _Toc30850 </w:instrText>
           </w:r>
           <w:r>
             <w:rPr>
@@ -3234,7 +3234,7 @@
             <w:fldChar w:fldCharType="begin"/>
           </w:r>
           <w:r>
-            <w:instrText xml:space="preserve"> PAGEREF _Toc24285 \h </w:instrText>
+            <w:instrText xml:space="preserve"> PAGEREF _Toc30850 \h </w:instrText>
           </w:r>
           <w:r>
             <w:fldChar w:fldCharType="separate"/>
@@ -3272,7 +3272,7 @@
               <w:rFonts w:ascii="Calibri" w:hAnsi="Calibri" w:eastAsia="Calibri" w:cs="Calibri"/>
               <w:szCs w:val="20"/>
             </w:rPr>
-            <w:instrText xml:space="preserve"> HYPERLINK \l _Toc9787 </w:instrText>
+            <w:instrText xml:space="preserve"> HYPERLINK \l _Toc19011 </w:instrText>
           </w:r>
           <w:r>
             <w:rPr>
@@ -3297,7 +3297,7 @@
             <w:fldChar w:fldCharType="begin"/>
           </w:r>
           <w:r>
-            <w:instrText xml:space="preserve"> PAGEREF _Toc9787 \h </w:instrText>
+            <w:instrText xml:space="preserve"> PAGEREF _Toc19011 \h </w:instrText>
           </w:r>
           <w:r>
             <w:fldChar w:fldCharType="separate"/>
@@ -3335,7 +3335,7 @@
               <w:rFonts w:ascii="Calibri" w:hAnsi="Calibri" w:eastAsia="Calibri" w:cs="Calibri"/>
               <w:szCs w:val="20"/>
             </w:rPr>
-            <w:instrText xml:space="preserve"> HYPERLINK \l _Toc22471 </w:instrText>
+            <w:instrText xml:space="preserve"> HYPERLINK \l _Toc23585 </w:instrText>
           </w:r>
           <w:r>
             <w:rPr>
@@ -3360,7 +3360,7 @@
             <w:fldChar w:fldCharType="begin"/>
           </w:r>
           <w:r>
-            <w:instrText xml:space="preserve"> PAGEREF _Toc22471 \h </w:instrText>
+            <w:instrText xml:space="preserve"> PAGEREF _Toc23585 \h </w:instrText>
           </w:r>
           <w:r>
             <w:fldChar w:fldCharType="separate"/>
@@ -3398,7 +3398,7 @@
               <w:rFonts w:ascii="Calibri" w:hAnsi="Calibri" w:eastAsia="Calibri" w:cs="Calibri"/>
               <w:szCs w:val="20"/>
             </w:rPr>
-            <w:instrText xml:space="preserve"> HYPERLINK \l _Toc18140 </w:instrText>
+            <w:instrText xml:space="preserve"> HYPERLINK \l _Toc7764 </w:instrText>
           </w:r>
           <w:r>
             <w:rPr>
@@ -3423,7 +3423,7 @@
             <w:fldChar w:fldCharType="begin"/>
           </w:r>
           <w:r>
-            <w:instrText xml:space="preserve"> PAGEREF _Toc18140 \h </w:instrText>
+            <w:instrText xml:space="preserve"> PAGEREF _Toc7764 \h </w:instrText>
           </w:r>
           <w:r>
             <w:fldChar w:fldCharType="separate"/>
@@ -3461,7 +3461,7 @@
               <w:rFonts w:ascii="Calibri" w:hAnsi="Calibri" w:eastAsia="Calibri" w:cs="Calibri"/>
               <w:szCs w:val="20"/>
             </w:rPr>
-            <w:instrText xml:space="preserve"> HYPERLINK \l _Toc24156 </w:instrText>
+            <w:instrText xml:space="preserve"> HYPERLINK \l _Toc2248 </w:instrText>
           </w:r>
           <w:r>
             <w:rPr>
@@ -3486,7 +3486,7 @@
             <w:fldChar w:fldCharType="begin"/>
           </w:r>
           <w:r>
-            <w:instrText xml:space="preserve"> PAGEREF _Toc24156 \h </w:instrText>
+            <w:instrText xml:space="preserve"> PAGEREF _Toc2248 \h </w:instrText>
           </w:r>
           <w:r>
             <w:fldChar w:fldCharType="separate"/>
@@ -3524,7 +3524,7 @@
               <w:rFonts w:ascii="Calibri" w:hAnsi="Calibri" w:eastAsia="Calibri" w:cs="Calibri"/>
               <w:szCs w:val="20"/>
             </w:rPr>
-            <w:instrText xml:space="preserve"> HYPERLINK \l _Toc22992 </w:instrText>
+            <w:instrText xml:space="preserve"> HYPERLINK \l _Toc11506 </w:instrText>
           </w:r>
           <w:r>
             <w:rPr>
@@ -3549,7 +3549,7 @@
             <w:fldChar w:fldCharType="begin"/>
           </w:r>
           <w:r>
-            <w:instrText xml:space="preserve"> PAGEREF _Toc22992 \h </w:instrText>
+            <w:instrText xml:space="preserve"> PAGEREF _Toc11506 \h </w:instrText>
           </w:r>
           <w:r>
             <w:fldChar w:fldCharType="separate"/>
@@ -3587,7 +3587,7 @@
               <w:rFonts w:ascii="Calibri" w:hAnsi="Calibri" w:eastAsia="Calibri" w:cs="Calibri"/>
               <w:szCs w:val="20"/>
             </w:rPr>
-            <w:instrText xml:space="preserve"> HYPERLINK \l _Toc4357 </w:instrText>
+            <w:instrText xml:space="preserve"> HYPERLINK \l _Toc29139 </w:instrText>
           </w:r>
           <w:r>
             <w:rPr>
@@ -3612,7 +3612,7 @@
             <w:fldChar w:fldCharType="begin"/>
           </w:r>
           <w:r>
-            <w:instrText xml:space="preserve"> PAGEREF _Toc4357 \h </w:instrText>
+            <w:instrText xml:space="preserve"> PAGEREF _Toc29139 \h </w:instrText>
           </w:r>
           <w:r>
             <w:fldChar w:fldCharType="separate"/>
@@ -3650,7 +3650,7 @@
               <w:rFonts w:ascii="Calibri" w:hAnsi="Calibri" w:eastAsia="Calibri" w:cs="Calibri"/>
               <w:szCs w:val="20"/>
             </w:rPr>
-            <w:instrText xml:space="preserve"> HYPERLINK \l _Toc24677 </w:instrText>
+            <w:instrText xml:space="preserve"> HYPERLINK \l _Toc15175 </w:instrText>
           </w:r>
           <w:r>
             <w:rPr>
@@ -3675,7 +3675,7 @@
             <w:fldChar w:fldCharType="begin"/>
           </w:r>
           <w:r>
-            <w:instrText xml:space="preserve"> PAGEREF _Toc24677 \h </w:instrText>
+            <w:instrText xml:space="preserve"> PAGEREF _Toc15175 \h </w:instrText>
           </w:r>
           <w:r>
             <w:fldChar w:fldCharType="separate"/>
@@ -3713,7 +3713,7 @@
               <w:rFonts w:ascii="Calibri" w:hAnsi="Calibri" w:eastAsia="Calibri" w:cs="Calibri"/>
               <w:szCs w:val="20"/>
             </w:rPr>
-            <w:instrText xml:space="preserve"> HYPERLINK \l _Toc32316 </w:instrText>
+            <w:instrText xml:space="preserve"> HYPERLINK \l _Toc21012 </w:instrText>
           </w:r>
           <w:r>
             <w:rPr>
@@ -3738,7 +3738,7 @@
             <w:fldChar w:fldCharType="begin"/>
           </w:r>
           <w:r>
-            <w:instrText xml:space="preserve"> PAGEREF _Toc32316 \h </w:instrText>
+            <w:instrText xml:space="preserve"> PAGEREF _Toc21012 \h </w:instrText>
           </w:r>
           <w:r>
             <w:fldChar w:fldCharType="separate"/>
@@ -3776,7 +3776,7 @@
               <w:rFonts w:ascii="Calibri" w:hAnsi="Calibri" w:eastAsia="Calibri" w:cs="Calibri"/>
               <w:szCs w:val="20"/>
             </w:rPr>
-            <w:instrText xml:space="preserve"> HYPERLINK \l _Toc4 </w:instrText>
+            <w:instrText xml:space="preserve"> HYPERLINK \l _Toc16869 </w:instrText>
           </w:r>
           <w:r>
             <w:rPr>
@@ -3806,7 +3806,7 @@
             <w:fldChar w:fldCharType="begin"/>
           </w:r>
           <w:r>
-            <w:instrText xml:space="preserve"> PAGEREF _Toc4 \h </w:instrText>
+            <w:instrText xml:space="preserve"> PAGEREF _Toc16869 \h </w:instrText>
           </w:r>
           <w:r>
             <w:fldChar w:fldCharType="separate"/>
@@ -3844,7 +3844,7 @@
               <w:rFonts w:ascii="Calibri" w:hAnsi="Calibri" w:eastAsia="Calibri" w:cs="Calibri"/>
               <w:szCs w:val="20"/>
             </w:rPr>
-            <w:instrText xml:space="preserve"> HYPERLINK \l _Toc11059 </w:instrText>
+            <w:instrText xml:space="preserve"> HYPERLINK \l _Toc27831 </w:instrText>
           </w:r>
           <w:r>
             <w:rPr>
@@ -3869,7 +3869,7 @@
             <w:fldChar w:fldCharType="begin"/>
           </w:r>
           <w:r>
-            <w:instrText xml:space="preserve"> PAGEREF _Toc11059 \h </w:instrText>
+            <w:instrText xml:space="preserve"> PAGEREF _Toc27831 \h </w:instrText>
           </w:r>
           <w:r>
             <w:fldChar w:fldCharType="separate"/>
@@ -3907,7 +3907,7 @@
               <w:rFonts w:ascii="Calibri" w:hAnsi="Calibri" w:eastAsia="Calibri" w:cs="Calibri"/>
               <w:szCs w:val="20"/>
             </w:rPr>
-            <w:instrText xml:space="preserve"> HYPERLINK \l _Toc4290 </w:instrText>
+            <w:instrText xml:space="preserve"> HYPERLINK \l _Toc30881 </w:instrText>
           </w:r>
           <w:r>
             <w:rPr>
@@ -3932,7 +3932,7 @@
             <w:fldChar w:fldCharType="begin"/>
           </w:r>
           <w:r>
-            <w:instrText xml:space="preserve"> PAGEREF _Toc4290 \h </w:instrText>
+            <w:instrText xml:space="preserve"> PAGEREF _Toc30881 \h </w:instrText>
           </w:r>
           <w:r>
             <w:fldChar w:fldCharType="separate"/>
@@ -3970,7 +3970,7 @@
               <w:rFonts w:ascii="Calibri" w:hAnsi="Calibri" w:eastAsia="Calibri" w:cs="Calibri"/>
               <w:szCs w:val="20"/>
             </w:rPr>
-            <w:instrText xml:space="preserve"> HYPERLINK \l _Toc175 </w:instrText>
+            <w:instrText xml:space="preserve"> HYPERLINK \l _Toc32306 </w:instrText>
           </w:r>
           <w:r>
             <w:rPr>
@@ -3995,7 +3995,7 @@
             <w:fldChar w:fldCharType="begin"/>
           </w:r>
           <w:r>
-            <w:instrText xml:space="preserve"> PAGEREF _Toc175 \h </w:instrText>
+            <w:instrText xml:space="preserve"> PAGEREF _Toc32306 \h </w:instrText>
           </w:r>
           <w:r>
             <w:fldChar w:fldCharType="separate"/>
@@ -4033,7 +4033,7 @@
               <w:rFonts w:ascii="Calibri" w:hAnsi="Calibri" w:eastAsia="Calibri" w:cs="Calibri"/>
               <w:szCs w:val="20"/>
             </w:rPr>
-            <w:instrText xml:space="preserve"> HYPERLINK \l _Toc3402 </w:instrText>
+            <w:instrText xml:space="preserve"> HYPERLINK \l _Toc17989 </w:instrText>
           </w:r>
           <w:r>
             <w:rPr>
@@ -4058,7 +4058,7 @@
             <w:fldChar w:fldCharType="begin"/>
           </w:r>
           <w:r>
-            <w:instrText xml:space="preserve"> PAGEREF _Toc3402 \h </w:instrText>
+            <w:instrText xml:space="preserve"> PAGEREF _Toc17989 \h </w:instrText>
           </w:r>
           <w:r>
             <w:fldChar w:fldCharType="separate"/>
@@ -4096,7 +4096,7 @@
               <w:rFonts w:ascii="Calibri" w:hAnsi="Calibri" w:eastAsia="Calibri" w:cs="Calibri"/>
               <w:szCs w:val="20"/>
             </w:rPr>
-            <w:instrText xml:space="preserve"> HYPERLINK \l _Toc22465 </w:instrText>
+            <w:instrText xml:space="preserve"> HYPERLINK \l _Toc9638 </w:instrText>
           </w:r>
           <w:r>
             <w:rPr>
@@ -4121,7 +4121,7 @@
             <w:fldChar w:fldCharType="begin"/>
           </w:r>
           <w:r>
-            <w:instrText xml:space="preserve"> PAGEREF _Toc22465 \h </w:instrText>
+            <w:instrText xml:space="preserve"> PAGEREF _Toc9638 \h </w:instrText>
           </w:r>
           <w:r>
             <w:fldChar w:fldCharType="separate"/>
@@ -4159,7 +4159,7 @@
               <w:rFonts w:ascii="Calibri" w:hAnsi="Calibri" w:eastAsia="Calibri" w:cs="Calibri"/>
               <w:szCs w:val="20"/>
             </w:rPr>
-            <w:instrText xml:space="preserve"> HYPERLINK \l _Toc22325 </w:instrText>
+            <w:instrText xml:space="preserve"> HYPERLINK \l _Toc23272 </w:instrText>
           </w:r>
           <w:r>
             <w:rPr>
@@ -4191,7 +4191,7 @@
             <w:fldChar w:fldCharType="begin"/>
           </w:r>
           <w:r>
-            <w:instrText xml:space="preserve"> PAGEREF _Toc22325 \h </w:instrText>
+            <w:instrText xml:space="preserve"> PAGEREF _Toc23272 \h </w:instrText>
           </w:r>
           <w:r>
             <w:fldChar w:fldCharType="separate"/>
@@ -4229,7 +4229,7 @@
               <w:rFonts w:ascii="Calibri" w:hAnsi="Calibri" w:eastAsia="Calibri" w:cs="Calibri"/>
               <w:szCs w:val="20"/>
             </w:rPr>
-            <w:instrText xml:space="preserve"> HYPERLINK \l _Toc27970 </w:instrText>
+            <w:instrText xml:space="preserve"> HYPERLINK \l _Toc4704 </w:instrText>
           </w:r>
           <w:r>
             <w:rPr>
@@ -4254,7 +4254,7 @@
             <w:fldChar w:fldCharType="begin"/>
           </w:r>
           <w:r>
-            <w:instrText xml:space="preserve"> PAGEREF _Toc27970 \h </w:instrText>
+            <w:instrText xml:space="preserve"> PAGEREF _Toc4704 \h </w:instrText>
           </w:r>
           <w:r>
             <w:fldChar w:fldCharType="separate"/>
@@ -4292,7 +4292,7 @@
               <w:rFonts w:ascii="Calibri" w:hAnsi="Calibri" w:eastAsia="Calibri" w:cs="Calibri"/>
               <w:szCs w:val="20"/>
             </w:rPr>
-            <w:instrText xml:space="preserve"> HYPERLINK \l _Toc6926 </w:instrText>
+            <w:instrText xml:space="preserve"> HYPERLINK \l _Toc12780 </w:instrText>
           </w:r>
           <w:r>
             <w:rPr>
@@ -4322,7 +4322,7 @@
             <w:fldChar w:fldCharType="begin"/>
           </w:r>
           <w:r>
-            <w:instrText xml:space="preserve"> PAGEREF _Toc6926 \h </w:instrText>
+            <w:instrText xml:space="preserve"> PAGEREF _Toc12780 \h </w:instrText>
           </w:r>
           <w:r>
             <w:fldChar w:fldCharType="separate"/>
@@ -4360,7 +4360,7 @@
               <w:rFonts w:ascii="Calibri" w:hAnsi="Calibri" w:eastAsia="Calibri" w:cs="Calibri"/>
               <w:szCs w:val="20"/>
             </w:rPr>
-            <w:instrText xml:space="preserve"> HYPERLINK \l _Toc31297 </w:instrText>
+            <w:instrText xml:space="preserve"> HYPERLINK \l _Toc24161 </w:instrText>
           </w:r>
           <w:r>
             <w:rPr>
@@ -4390,13 +4390,13 @@
             <w:fldChar w:fldCharType="begin"/>
           </w:r>
           <w:r>
-            <w:instrText xml:space="preserve"> PAGEREF _Toc31297 \h </w:instrText>
+            <w:instrText xml:space="preserve"> PAGEREF _Toc24161 \h </w:instrText>
           </w:r>
           <w:r>
             <w:fldChar w:fldCharType="separate"/>
           </w:r>
           <w:r>
-            <w:t>12</w:t>
+            <w:t>13</w:t>
           </w:r>
           <w:r>
             <w:fldChar w:fldCharType="end"/>
@@ -4428,7 +4428,7 @@
               <w:rFonts w:ascii="Calibri" w:hAnsi="Calibri" w:eastAsia="Calibri" w:cs="Calibri"/>
               <w:szCs w:val="20"/>
             </w:rPr>
-            <w:instrText xml:space="preserve"> HYPERLINK \l _Toc14741 </w:instrText>
+            <w:instrText xml:space="preserve"> HYPERLINK \l _Toc24809 </w:instrText>
           </w:r>
           <w:r>
             <w:rPr>
@@ -4453,13 +4453,13 @@
             <w:fldChar w:fldCharType="begin"/>
           </w:r>
           <w:r>
-            <w:instrText xml:space="preserve"> PAGEREF _Toc14741 \h </w:instrText>
+            <w:instrText xml:space="preserve"> PAGEREF _Toc24809 \h </w:instrText>
           </w:r>
           <w:r>
             <w:fldChar w:fldCharType="separate"/>
           </w:r>
           <w:r>
-            <w:t>12</w:t>
+            <w:t>13</w:t>
           </w:r>
           <w:r>
             <w:fldChar w:fldCharType="end"/>
@@ -4491,7 +4491,7 @@
               <w:rFonts w:ascii="Calibri" w:hAnsi="Calibri" w:eastAsia="Calibri" w:cs="Calibri"/>
               <w:szCs w:val="20"/>
             </w:rPr>
-            <w:instrText xml:space="preserve"> HYPERLINK \l _Toc24767 </w:instrText>
+            <w:instrText xml:space="preserve"> HYPERLINK \l _Toc1549 </w:instrText>
           </w:r>
           <w:r>
             <w:rPr>
@@ -4516,13 +4516,13 @@
             <w:fldChar w:fldCharType="begin"/>
           </w:r>
           <w:r>
-            <w:instrText xml:space="preserve"> PAGEREF _Toc24767 \h </w:instrText>
+            <w:instrText xml:space="preserve"> PAGEREF _Toc1549 \h </w:instrText>
           </w:r>
           <w:r>
             <w:fldChar w:fldCharType="separate"/>
           </w:r>
           <w:r>
-            <w:t>12</w:t>
+            <w:t>13</w:t>
           </w:r>
           <w:r>
             <w:fldChar w:fldCharType="end"/>
@@ -4554,7 +4554,7 @@
               <w:rFonts w:ascii="Calibri" w:hAnsi="Calibri" w:eastAsia="Calibri" w:cs="Calibri"/>
               <w:szCs w:val="20"/>
             </w:rPr>
-            <w:instrText xml:space="preserve"> HYPERLINK \l _Toc2048 </w:instrText>
+            <w:instrText xml:space="preserve"> HYPERLINK \l _Toc794 </w:instrText>
           </w:r>
           <w:r>
             <w:rPr>
@@ -4579,7 +4579,7 @@
             <w:fldChar w:fldCharType="begin"/>
           </w:r>
           <w:r>
-            <w:instrText xml:space="preserve"> PAGEREF _Toc2048 \h </w:instrText>
+            <w:instrText xml:space="preserve"> PAGEREF _Toc794 \h </w:instrText>
           </w:r>
           <w:r>
             <w:fldChar w:fldCharType="separate"/>
@@ -4617,7 +4617,7 @@
               <w:rFonts w:ascii="Calibri" w:hAnsi="Calibri" w:eastAsia="Calibri" w:cs="Calibri"/>
               <w:szCs w:val="20"/>
             </w:rPr>
-            <w:instrText xml:space="preserve"> HYPERLINK \l _Toc5998 </w:instrText>
+            <w:instrText xml:space="preserve"> HYPERLINK \l _Toc11894 </w:instrText>
           </w:r>
           <w:r>
             <w:rPr>
@@ -4642,7 +4642,7 @@
             <w:fldChar w:fldCharType="begin"/>
           </w:r>
           <w:r>
-            <w:instrText xml:space="preserve"> PAGEREF _Toc5998 \h </w:instrText>
+            <w:instrText xml:space="preserve"> PAGEREF _Toc11894 \h </w:instrText>
           </w:r>
           <w:r>
             <w:fldChar w:fldCharType="separate"/>
@@ -4680,7 +4680,7 @@
               <w:rFonts w:ascii="Calibri" w:hAnsi="Calibri" w:eastAsia="Calibri" w:cs="Calibri"/>
               <w:szCs w:val="20"/>
             </w:rPr>
-            <w:instrText xml:space="preserve"> HYPERLINK \l _Toc1859 </w:instrText>
+            <w:instrText xml:space="preserve"> HYPERLINK \l _Toc19717 </w:instrText>
           </w:r>
           <w:r>
             <w:rPr>
@@ -4705,7 +4705,7 @@
             <w:fldChar w:fldCharType="begin"/>
           </w:r>
           <w:r>
-            <w:instrText xml:space="preserve"> PAGEREF _Toc1859 \h </w:instrText>
+            <w:instrText xml:space="preserve"> PAGEREF _Toc19717 \h </w:instrText>
           </w:r>
           <w:r>
             <w:fldChar w:fldCharType="separate"/>
@@ -4743,7 +4743,7 @@
               <w:rFonts w:ascii="Calibri" w:hAnsi="Calibri" w:eastAsia="Calibri" w:cs="Calibri"/>
               <w:szCs w:val="20"/>
             </w:rPr>
-            <w:instrText xml:space="preserve"> HYPERLINK \l _Toc5202 </w:instrText>
+            <w:instrText xml:space="preserve"> HYPERLINK \l _Toc14048 </w:instrText>
           </w:r>
           <w:r>
             <w:rPr>
@@ -4768,7 +4768,7 @@
             <w:fldChar w:fldCharType="begin"/>
           </w:r>
           <w:r>
-            <w:instrText xml:space="preserve"> PAGEREF _Toc5202 \h </w:instrText>
+            <w:instrText xml:space="preserve"> PAGEREF _Toc14048 \h </w:instrText>
           </w:r>
           <w:r>
             <w:fldChar w:fldCharType="separate"/>
@@ -4806,7 +4806,7 @@
               <w:rFonts w:ascii="Calibri" w:hAnsi="Calibri" w:eastAsia="Calibri" w:cs="Calibri"/>
               <w:szCs w:val="20"/>
             </w:rPr>
-            <w:instrText xml:space="preserve"> HYPERLINK \l _Toc29359 </w:instrText>
+            <w:instrText xml:space="preserve"> HYPERLINK \l _Toc29290 </w:instrText>
           </w:r>
           <w:r>
             <w:rPr>
@@ -4831,7 +4831,7 @@
             <w:fldChar w:fldCharType="begin"/>
           </w:r>
           <w:r>
-            <w:instrText xml:space="preserve"> PAGEREF _Toc29359 \h </w:instrText>
+            <w:instrText xml:space="preserve"> PAGEREF _Toc29290 \h </w:instrText>
           </w:r>
           <w:r>
             <w:fldChar w:fldCharType="separate"/>
@@ -4869,7 +4869,7 @@
               <w:rFonts w:ascii="Calibri" w:hAnsi="Calibri" w:eastAsia="Calibri" w:cs="Calibri"/>
               <w:szCs w:val="20"/>
             </w:rPr>
-            <w:instrText xml:space="preserve"> HYPERLINK \l _Toc13678 </w:instrText>
+            <w:instrText xml:space="preserve"> HYPERLINK \l _Toc14184 </w:instrText>
           </w:r>
           <w:r>
             <w:rPr>
@@ -4894,7 +4894,7 @@
             <w:fldChar w:fldCharType="begin"/>
           </w:r>
           <w:r>
-            <w:instrText xml:space="preserve"> PAGEREF _Toc13678 \h </w:instrText>
+            <w:instrText xml:space="preserve"> PAGEREF _Toc14184 \h </w:instrText>
           </w:r>
           <w:r>
             <w:fldChar w:fldCharType="separate"/>
@@ -4932,7 +4932,7 @@
               <w:rFonts w:ascii="Calibri" w:hAnsi="Calibri" w:eastAsia="Calibri" w:cs="Calibri"/>
               <w:szCs w:val="20"/>
             </w:rPr>
-            <w:instrText xml:space="preserve"> HYPERLINK \l _Toc18528 </w:instrText>
+            <w:instrText xml:space="preserve"> HYPERLINK \l _Toc6348 </w:instrText>
           </w:r>
           <w:r>
             <w:rPr>
@@ -4957,13 +4957,13 @@
             <w:fldChar w:fldCharType="begin"/>
           </w:r>
           <w:r>
-            <w:instrText xml:space="preserve"> PAGEREF _Toc18528 \h </w:instrText>
+            <w:instrText xml:space="preserve"> PAGEREF _Toc6348 \h </w:instrText>
           </w:r>
           <w:r>
             <w:fldChar w:fldCharType="separate"/>
           </w:r>
           <w:r>
-            <w:t>14</w:t>
+            <w:t>13</w:t>
           </w:r>
           <w:r>
             <w:fldChar w:fldCharType="end"/>
@@ -5025,7 +5025,7 @@
         <w:keepLines w:val="0"/>
         <w:widowControl w:val="0"/>
       </w:pPr>
-      <w:bookmarkStart w:id="2" w:name="_Toc7388"/>
+      <w:bookmarkStart w:id="2" w:name="_Toc721"/>
       <w:r>
         <w:t>概述</w:t>
       </w:r>
@@ -5077,7 +5077,7 @@
         <w:keepLines w:val="0"/>
         <w:widowControl w:val="0"/>
       </w:pPr>
-      <w:bookmarkStart w:id="3" w:name="_Toc17570"/>
+      <w:bookmarkStart w:id="3" w:name="_Toc32195"/>
       <w:r>
         <w:rPr>
           <w:rFonts w:hint="eastAsia"/>
@@ -5096,7 +5096,7 @@
           <w:lang w:val="en-US" w:eastAsia="zh-CN"/>
         </w:rPr>
       </w:pPr>
-      <w:bookmarkStart w:id="4" w:name="_Toc29018"/>
+      <w:bookmarkStart w:id="4" w:name="_Toc22624"/>
       <w:r>
         <w:rPr>
           <w:rFonts w:hint="eastAsia"/>
@@ -5124,7 +5124,7 @@
           <w:lang w:val="en-US" w:eastAsia="zh-CN"/>
         </w:rPr>
       </w:pPr>
-      <w:bookmarkStart w:id="5" w:name="_Toc8648"/>
+      <w:bookmarkStart w:id="5" w:name="_Toc15199"/>
       <w:r>
         <w:rPr>
           <w:rFonts w:hint="eastAsia"/>
@@ -5136,6 +5136,7 @@
     </w:p>
     <w:tbl>
       <w:tblPr>
+        <w:tblStyle w:val="21"/>
         <w:tblW w:w="9081" w:type="dxa"/>
         <w:jc w:val="center"/>
         <w:tblBorders>
@@ -5170,6 +5171,7 @@
             <w:insideH w:val="none" w:color="auto" w:sz="0" w:space="0"/>
             <w:insideV w:val="none" w:color="auto" w:sz="0" w:space="0"/>
           </w:tblBorders>
+          <w:shd w:val="clear" w:color="auto" w:fill="auto"/>
           <w:tblCellMar>
             <w:top w:w="15" w:type="dxa"/>
             <w:left w:w="15" w:type="dxa"/>
@@ -5236,7 +5238,6 @@
                 <w:kern w:val="0"/>
                 <w:sz w:val="18"/>
                 <w:szCs w:val="18"/>
-                <w:bdr w:val="none" w:color="auto" w:sz="0" w:space="0"/>
                 <w:lang w:val="en-US" w:eastAsia="zh-CN" w:bidi="ar"/>
               </w:rPr>
               <w:t>目标</w:t>
@@ -5297,7 +5298,6 @@
                 <w:kern w:val="0"/>
                 <w:sz w:val="18"/>
                 <w:szCs w:val="18"/>
-                <w:bdr w:val="none" w:color="auto" w:sz="0" w:space="0"/>
                 <w:lang w:val="en-US" w:eastAsia="zh-CN" w:bidi="ar"/>
               </w:rPr>
               <w:t>第一季度进展</w:t>
@@ -5358,7 +5358,6 @@
                 <w:kern w:val="0"/>
                 <w:sz w:val="18"/>
                 <w:szCs w:val="18"/>
-                <w:bdr w:val="none" w:color="auto" w:sz="0" w:space="0"/>
                 <w:lang w:val="en-US" w:eastAsia="zh-CN" w:bidi="ar"/>
               </w:rPr>
               <w:t>状态</w:t>
@@ -5439,7 +5438,6 @@
                 <w:kern w:val="0"/>
                 <w:sz w:val="18"/>
                 <w:szCs w:val="18"/>
-                <w:bdr w:val="none" w:color="auto" w:sz="0" w:space="0"/>
                 <w:lang w:val="en-US" w:eastAsia="zh-CN" w:bidi="ar"/>
               </w:rPr>
               <w:t>完成ITSS体系的深化落地</w:t>
@@ -5498,7 +5496,6 @@
                 <w:kern w:val="0"/>
                 <w:sz w:val="18"/>
                 <w:szCs w:val="18"/>
-                <w:bdr w:val="none" w:color="auto" w:sz="0" w:space="0"/>
                 <w:lang w:val="en-US" w:eastAsia="zh-CN" w:bidi="ar"/>
               </w:rPr>
               <w:t>完成年度计划制定和发布，启动体系宣贯培训</w:t>
@@ -5557,206 +5554,6 @@
                 <w:kern w:val="0"/>
                 <w:sz w:val="18"/>
                 <w:szCs w:val="18"/>
-                <w:bdr w:val="none" w:color="auto" w:sz="0" w:space="0"/>
-                <w:lang w:val="en-US" w:eastAsia="zh-CN" w:bidi="ar"/>
-              </w:rPr>
-              <w:t>✅ 按计划</w:t>
-            </w:r>
-          </w:p>
-        </w:tc>
-      </w:tr>
-      <w:tr>
-        <w:tblPrEx>
-          <w:tblBorders>
-            <w:top w:val="none" w:color="auto" w:sz="0" w:space="0"/>
-            <w:left w:val="none" w:color="auto" w:sz="0" w:space="0"/>
-            <w:bottom w:val="none" w:color="auto" w:sz="0" w:space="0"/>
-            <w:right w:val="none" w:color="auto" w:sz="0" w:space="0"/>
-            <w:insideH w:val="none" w:color="auto" w:sz="0" w:space="0"/>
-            <w:insideV w:val="none" w:color="auto" w:sz="0" w:space="0"/>
-          </w:tblBorders>
-          <w:tblCellMar>
-            <w:top w:w="15" w:type="dxa"/>
-            <w:left w:w="15" w:type="dxa"/>
-            <w:bottom w:w="15" w:type="dxa"/>
-            <w:right w:w="15" w:type="dxa"/>
-          </w:tblCellMar>
-        </w:tblPrEx>
-        <w:trPr>
-          <w:trHeight w:val="0" w:hRule="atLeast"/>
-          <w:jc w:val="center"/>
-        </w:trPr>
-        <w:tc>
-          <w:tcPr>
-            <w:tcW w:w="0" w:type="auto"/>
-            <w:tcBorders>
-              <w:top w:val="single" w:color="auto" w:sz="4" w:space="0"/>
-              <w:left w:val="single" w:color="auto" w:sz="12" w:space="0"/>
-              <w:bottom w:val="nil"/>
-              <w:right w:val="nil"/>
-            </w:tcBorders>
-            <w:shd w:val="clear" w:color="auto" w:fill="auto"/>
-            <w:noWrap w:val="0"/>
-            <w:tcMar>
-              <w:top w:w="120" w:type="dxa"/>
-              <w:left w:w="-1" w:type="dxa"/>
-              <w:bottom w:w="120" w:type="dxa"/>
-              <w:right w:w="192" w:type="dxa"/>
-            </w:tcMar>
-            <w:vAlign w:val="center"/>
-          </w:tcPr>
-          <w:p>
-            <w:pPr>
-              <w:keepNext w:val="0"/>
-              <w:keepLines w:val="0"/>
-              <w:widowControl/>
-              <w:suppressLineNumbers w:val="0"/>
-              <w:snapToGrid w:val="0"/>
-              <w:spacing w:line="240" w:lineRule="auto"/>
-              <w:ind w:left="0" w:leftChars="0" w:right="0" w:rightChars="0" w:firstLine="0" w:firstLineChars="0"/>
-              <w:jc w:val="center"/>
-              <w:rPr>
-                <w:rFonts w:hint="default" w:ascii="Segoe UI" w:hAnsi="Segoe UI" w:eastAsia="Segoe UI" w:cs="Segoe UI"/>
-                <w:i w:val="0"/>
-                <w:iCs w:val="0"/>
-                <w:caps w:val="0"/>
-                <w:color w:val="0F1115"/>
-                <w:spacing w:val="0"/>
-                <w:sz w:val="18"/>
-                <w:szCs w:val="18"/>
-              </w:rPr>
-            </w:pPr>
-            <w:r>
-              <w:rPr>
-                <w:rFonts w:hint="default" w:ascii="Segoe UI" w:hAnsi="Segoe UI" w:eastAsia="Segoe UI" w:cs="Segoe UI"/>
-                <w:i w:val="0"/>
-                <w:iCs w:val="0"/>
-                <w:caps w:val="0"/>
-                <w:snapToGrid w:val="0"/>
-                <w:color w:val="0F1115"/>
-                <w:spacing w:val="0"/>
-                <w:kern w:val="0"/>
-                <w:sz w:val="18"/>
-                <w:szCs w:val="18"/>
-                <w:bdr w:val="none" w:color="auto" w:sz="0" w:space="0"/>
-                <w:lang w:val="en-US" w:eastAsia="zh-CN" w:bidi="ar"/>
-              </w:rPr>
-              <w:t>持续优化运维服务能力管理体系</w:t>
-            </w:r>
-          </w:p>
-        </w:tc>
-        <w:tc>
-          <w:tcPr>
-            <w:tcW w:w="0" w:type="auto"/>
-            <w:tcBorders>
-              <w:top w:val="single" w:color="auto" w:sz="4" w:space="0"/>
-              <w:left w:val="single" w:color="auto" w:sz="4" w:space="0"/>
-              <w:bottom w:val="nil"/>
-              <w:right w:val="nil"/>
-            </w:tcBorders>
-            <w:shd w:val="clear" w:color="auto" w:fill="auto"/>
-            <w:noWrap w:val="0"/>
-            <w:tcMar>
-              <w:top w:w="120" w:type="dxa"/>
-              <w:left w:w="192" w:type="dxa"/>
-              <w:bottom w:w="120" w:type="dxa"/>
-              <w:right w:w="192" w:type="dxa"/>
-            </w:tcMar>
-            <w:vAlign w:val="center"/>
-          </w:tcPr>
-          <w:p>
-            <w:pPr>
-              <w:keepNext w:val="0"/>
-              <w:keepLines w:val="0"/>
-              <w:widowControl/>
-              <w:suppressLineNumbers w:val="0"/>
-              <w:snapToGrid w:val="0"/>
-              <w:spacing w:line="240" w:lineRule="auto"/>
-              <w:ind w:left="0" w:leftChars="0" w:right="0" w:rightChars="0" w:firstLine="0" w:firstLineChars="0"/>
-              <w:jc w:val="center"/>
-              <w:rPr>
-                <w:rFonts w:hint="default" w:ascii="Segoe UI" w:hAnsi="Segoe UI" w:eastAsia="Segoe UI" w:cs="Segoe UI"/>
-                <w:i w:val="0"/>
-                <w:iCs w:val="0"/>
-                <w:caps w:val="0"/>
-                <w:color w:val="0F1115"/>
-                <w:spacing w:val="0"/>
-                <w:sz w:val="18"/>
-                <w:szCs w:val="18"/>
-              </w:rPr>
-            </w:pPr>
-            <w:r>
-              <w:rPr>
-                <w:rFonts w:hint="default" w:ascii="Segoe UI" w:hAnsi="Segoe UI" w:eastAsia="Segoe UI" w:cs="Segoe UI"/>
-                <w:i w:val="0"/>
-                <w:iCs w:val="0"/>
-                <w:caps w:val="0"/>
-                <w:snapToGrid w:val="0"/>
-                <w:color w:val="0F1115"/>
-                <w:spacing w:val="0"/>
-                <w:kern w:val="0"/>
-                <w:sz w:val="18"/>
-                <w:szCs w:val="18"/>
-                <w:bdr w:val="none" w:color="auto" w:sz="0" w:space="0"/>
-                <w:lang w:val="en-US" w:eastAsia="zh-CN" w:bidi="ar"/>
-              </w:rPr>
-              <w:t>完成体系文件修订3份</w:t>
-            </w:r>
-          </w:p>
-        </w:tc>
-        <w:tc>
-          <w:tcPr>
-            <w:tcW w:w="1141" w:type="dxa"/>
-            <w:tcBorders>
-              <w:top w:val="single" w:color="auto" w:sz="4" w:space="0"/>
-              <w:left w:val="single" w:color="auto" w:sz="4" w:space="0"/>
-              <w:bottom w:val="nil"/>
-              <w:right w:val="single" w:color="auto" w:sz="12" w:space="0"/>
-            </w:tcBorders>
-            <w:shd w:val="clear" w:color="auto" w:fill="auto"/>
-            <w:noWrap w:val="0"/>
-            <w:tcMar>
-              <w:top w:w="120" w:type="dxa"/>
-              <w:left w:w="192" w:type="dxa"/>
-              <w:bottom w:w="120" w:type="dxa"/>
-              <w:right w:w="-1" w:type="dxa"/>
-            </w:tcMar>
-            <w:vAlign w:val="center"/>
-          </w:tcPr>
-          <w:p>
-            <w:pPr>
-              <w:keepNext w:val="0"/>
-              <w:keepLines w:val="0"/>
-              <w:widowControl/>
-              <w:suppressLineNumbers w:val="0"/>
-              <w:snapToGrid w:val="0"/>
-              <w:spacing w:line="240" w:lineRule="auto"/>
-              <w:ind w:left="0" w:leftChars="0" w:right="0" w:rightChars="0" w:firstLine="0" w:firstLineChars="0"/>
-              <w:jc w:val="left"/>
-              <w:rPr>
-                <w:rFonts w:hint="default" w:ascii="Segoe UI" w:hAnsi="Segoe UI" w:eastAsia="Segoe UI" w:cs="Segoe UI"/>
-                <w:i w:val="0"/>
-                <w:iCs w:val="0"/>
-                <w:caps w:val="0"/>
-                <w:color w:val="0F1115"/>
-                <w:spacing w:val="0"/>
-                <w:sz w:val="18"/>
-                <w:szCs w:val="18"/>
-              </w:rPr>
-            </w:pPr>
-            <w:r>
-              <w:rPr>
-                <w:rFonts w:hint="default" w:ascii="Segoe UI" w:hAnsi="Segoe UI" w:eastAsia="Segoe UI" w:cs="Segoe UI"/>
-                <w:i w:val="0"/>
-                <w:iCs w:val="0"/>
-                <w:caps w:val="0"/>
-                <w:snapToGrid w:val="0"/>
-                <w:color w:val="0F1115"/>
-                <w:spacing w:val="0"/>
-                <w:kern w:val="0"/>
-                <w:sz w:val="18"/>
-                <w:szCs w:val="18"/>
-                <w:bdr w:val="none" w:color="auto" w:sz="0" w:space="0"/>
                 <w:lang w:val="en-US" w:eastAsia="zh-CN" w:bidi="ar"/>
               </w:rPr>
               <w:t>✅ 按计划</w:t>
@@ -5788,6 +5585,203 @@
         </w:trPr>
         <w:tc>
           <w:tcPr>
+            <w:tcW w:w="0" w:type="auto"/>
+            <w:tcBorders>
+              <w:top w:val="single" w:color="auto" w:sz="4" w:space="0"/>
+              <w:left w:val="single" w:color="auto" w:sz="12" w:space="0"/>
+              <w:bottom w:val="nil"/>
+              <w:right w:val="nil"/>
+            </w:tcBorders>
+            <w:shd w:val="clear" w:color="auto" w:fill="auto"/>
+            <w:noWrap w:val="0"/>
+            <w:tcMar>
+              <w:top w:w="120" w:type="dxa"/>
+              <w:left w:w="-1" w:type="dxa"/>
+              <w:bottom w:w="120" w:type="dxa"/>
+              <w:right w:w="192" w:type="dxa"/>
+            </w:tcMar>
+            <w:vAlign w:val="center"/>
+          </w:tcPr>
+          <w:p>
+            <w:pPr>
+              <w:keepNext w:val="0"/>
+              <w:keepLines w:val="0"/>
+              <w:widowControl/>
+              <w:suppressLineNumbers w:val="0"/>
+              <w:snapToGrid w:val="0"/>
+              <w:spacing w:line="240" w:lineRule="auto"/>
+              <w:ind w:left="0" w:leftChars="0" w:right="0" w:rightChars="0" w:firstLine="0" w:firstLineChars="0"/>
+              <w:jc w:val="center"/>
+              <w:rPr>
+                <w:rFonts w:hint="default" w:ascii="Segoe UI" w:hAnsi="Segoe UI" w:eastAsia="Segoe UI" w:cs="Segoe UI"/>
+                <w:i w:val="0"/>
+                <w:iCs w:val="0"/>
+                <w:caps w:val="0"/>
+                <w:color w:val="0F1115"/>
+                <w:spacing w:val="0"/>
+                <w:sz w:val="18"/>
+                <w:szCs w:val="18"/>
+              </w:rPr>
+            </w:pPr>
+            <w:r>
+              <w:rPr>
+                <w:rFonts w:hint="default" w:ascii="Segoe UI" w:hAnsi="Segoe UI" w:eastAsia="Segoe UI" w:cs="Segoe UI"/>
+                <w:i w:val="0"/>
+                <w:iCs w:val="0"/>
+                <w:caps w:val="0"/>
+                <w:snapToGrid w:val="0"/>
+                <w:color w:val="0F1115"/>
+                <w:spacing w:val="0"/>
+                <w:kern w:val="0"/>
+                <w:sz w:val="18"/>
+                <w:szCs w:val="18"/>
+                <w:lang w:val="en-US" w:eastAsia="zh-CN" w:bidi="ar"/>
+              </w:rPr>
+              <w:t>持续优化运维服务能力管理体系</w:t>
+            </w:r>
+          </w:p>
+        </w:tc>
+        <w:tc>
+          <w:tcPr>
+            <w:tcW w:w="0" w:type="auto"/>
+            <w:tcBorders>
+              <w:top w:val="single" w:color="auto" w:sz="4" w:space="0"/>
+              <w:left w:val="single" w:color="auto" w:sz="4" w:space="0"/>
+              <w:bottom w:val="nil"/>
+              <w:right w:val="nil"/>
+            </w:tcBorders>
+            <w:shd w:val="clear" w:color="auto" w:fill="auto"/>
+            <w:noWrap w:val="0"/>
+            <w:tcMar>
+              <w:top w:w="120" w:type="dxa"/>
+              <w:left w:w="192" w:type="dxa"/>
+              <w:bottom w:w="120" w:type="dxa"/>
+              <w:right w:w="192" w:type="dxa"/>
+            </w:tcMar>
+            <w:vAlign w:val="center"/>
+          </w:tcPr>
+          <w:p>
+            <w:pPr>
+              <w:keepNext w:val="0"/>
+              <w:keepLines w:val="0"/>
+              <w:widowControl/>
+              <w:suppressLineNumbers w:val="0"/>
+              <w:snapToGrid w:val="0"/>
+              <w:spacing w:line="240" w:lineRule="auto"/>
+              <w:ind w:left="0" w:leftChars="0" w:right="0" w:rightChars="0" w:firstLine="0" w:firstLineChars="0"/>
+              <w:jc w:val="center"/>
+              <w:rPr>
+                <w:rFonts w:hint="default" w:ascii="Segoe UI" w:hAnsi="Segoe UI" w:eastAsia="Segoe UI" w:cs="Segoe UI"/>
+                <w:i w:val="0"/>
+                <w:iCs w:val="0"/>
+                <w:caps w:val="0"/>
+                <w:color w:val="0F1115"/>
+                <w:spacing w:val="0"/>
+                <w:sz w:val="18"/>
+                <w:szCs w:val="18"/>
+              </w:rPr>
+            </w:pPr>
+            <w:r>
+              <w:rPr>
+                <w:rFonts w:hint="default" w:ascii="Segoe UI" w:hAnsi="Segoe UI" w:eastAsia="Segoe UI" w:cs="Segoe UI"/>
+                <w:i w:val="0"/>
+                <w:iCs w:val="0"/>
+                <w:caps w:val="0"/>
+                <w:snapToGrid w:val="0"/>
+                <w:color w:val="0F1115"/>
+                <w:spacing w:val="0"/>
+                <w:kern w:val="0"/>
+                <w:sz w:val="18"/>
+                <w:szCs w:val="18"/>
+                <w:lang w:val="en-US" w:eastAsia="zh-CN" w:bidi="ar"/>
+              </w:rPr>
+              <w:t>完成体系文件修订3份</w:t>
+            </w:r>
+          </w:p>
+        </w:tc>
+        <w:tc>
+          <w:tcPr>
+            <w:tcW w:w="1141" w:type="dxa"/>
+            <w:tcBorders>
+              <w:top w:val="single" w:color="auto" w:sz="4" w:space="0"/>
+              <w:left w:val="single" w:color="auto" w:sz="4" w:space="0"/>
+              <w:bottom w:val="nil"/>
+              <w:right w:val="single" w:color="auto" w:sz="12" w:space="0"/>
+            </w:tcBorders>
+            <w:shd w:val="clear" w:color="auto" w:fill="auto"/>
+            <w:noWrap w:val="0"/>
+            <w:tcMar>
+              <w:top w:w="120" w:type="dxa"/>
+              <w:left w:w="192" w:type="dxa"/>
+              <w:bottom w:w="120" w:type="dxa"/>
+              <w:right w:w="-1" w:type="dxa"/>
+            </w:tcMar>
+            <w:vAlign w:val="center"/>
+          </w:tcPr>
+          <w:p>
+            <w:pPr>
+              <w:keepNext w:val="0"/>
+              <w:keepLines w:val="0"/>
+              <w:widowControl/>
+              <w:suppressLineNumbers w:val="0"/>
+              <w:snapToGrid w:val="0"/>
+              <w:spacing w:line="240" w:lineRule="auto"/>
+              <w:ind w:left="0" w:leftChars="0" w:right="0" w:rightChars="0" w:firstLine="0" w:firstLineChars="0"/>
+              <w:jc w:val="left"/>
+              <w:rPr>
+                <w:rFonts w:hint="default" w:ascii="Segoe UI" w:hAnsi="Segoe UI" w:eastAsia="Segoe UI" w:cs="Segoe UI"/>
+                <w:i w:val="0"/>
+                <w:iCs w:val="0"/>
+                <w:caps w:val="0"/>
+                <w:color w:val="0F1115"/>
+                <w:spacing w:val="0"/>
+                <w:sz w:val="18"/>
+                <w:szCs w:val="18"/>
+              </w:rPr>
+            </w:pPr>
+            <w:r>
+              <w:rPr>
+                <w:rFonts w:hint="default" w:ascii="Segoe UI" w:hAnsi="Segoe UI" w:eastAsia="Segoe UI" w:cs="Segoe UI"/>
+                <w:i w:val="0"/>
+                <w:iCs w:val="0"/>
+                <w:caps w:val="0"/>
+                <w:snapToGrid w:val="0"/>
+                <w:color w:val="0F1115"/>
+                <w:spacing w:val="0"/>
+                <w:kern w:val="0"/>
+                <w:sz w:val="18"/>
+                <w:szCs w:val="18"/>
+                <w:lang w:val="en-US" w:eastAsia="zh-CN" w:bidi="ar"/>
+              </w:rPr>
+              <w:t>✅ 按计划</w:t>
+            </w:r>
+          </w:p>
+        </w:tc>
+      </w:tr>
+      <w:tr>
+        <w:tblPrEx>
+          <w:tblBorders>
+            <w:top w:val="none" w:color="auto" w:sz="0" w:space="0"/>
+            <w:left w:val="none" w:color="auto" w:sz="0" w:space="0"/>
+            <w:bottom w:val="none" w:color="auto" w:sz="0" w:space="0"/>
+            <w:right w:val="none" w:color="auto" w:sz="0" w:space="0"/>
+            <w:insideH w:val="none" w:color="auto" w:sz="0" w:space="0"/>
+            <w:insideV w:val="none" w:color="auto" w:sz="0" w:space="0"/>
+          </w:tblBorders>
+          <w:shd w:val="clear" w:color="auto" w:fill="auto"/>
+          <w:tblCellMar>
+            <w:top w:w="15" w:type="dxa"/>
+            <w:left w:w="15" w:type="dxa"/>
+            <w:bottom w:w="15" w:type="dxa"/>
+            <w:right w:w="15" w:type="dxa"/>
+          </w:tblCellMar>
+        </w:tblPrEx>
+        <w:trPr>
+          <w:trHeight w:val="0" w:hRule="atLeast"/>
+          <w:jc w:val="center"/>
+        </w:trPr>
+        <w:tc>
+          <w:tcPr>
             <w:tcW w:w="3215" w:type="dxa"/>
             <w:tcBorders>
               <w:top w:val="single" w:color="auto" w:sz="4" w:space="0"/>
@@ -5838,7 +5832,6 @@
                 <w:kern w:val="0"/>
                 <w:sz w:val="18"/>
                 <w:szCs w:val="18"/>
-                <w:bdr w:val="none" w:color="auto" w:sz="0" w:space="0"/>
                 <w:lang w:val="en-US" w:eastAsia="zh-CN" w:bidi="ar"/>
               </w:rPr>
               <w:t>确保各项KPI指标全面达成</w:t>
@@ -5897,7 +5890,6 @@
                 <w:kern w:val="0"/>
                 <w:sz w:val="18"/>
                 <w:szCs w:val="18"/>
-                <w:bdr w:val="none" w:color="auto" w:sz="0" w:space="0"/>
                 <w:lang w:val="en-US" w:eastAsia="zh-CN" w:bidi="ar"/>
               </w:rPr>
               <w:t>第一季度指标全部达标</w:t>
@@ -5956,7 +5948,6 @@
                 <w:kern w:val="0"/>
                 <w:sz w:val="18"/>
                 <w:szCs w:val="18"/>
-                <w:bdr w:val="none" w:color="auto" w:sz="0" w:space="0"/>
                 <w:lang w:val="en-US" w:eastAsia="zh-CN" w:bidi="ar"/>
               </w:rPr>
               <w:t>✅ 达成</w:t>
@@ -5972,7 +5963,7 @@
         <w:keepLines w:val="0"/>
         <w:widowControl w:val="0"/>
       </w:pPr>
-      <w:bookmarkStart w:id="6" w:name="_Toc17583"/>
+      <w:bookmarkStart w:id="6" w:name="_Toc31312"/>
       <w:r>
         <w:t>人员管理总结</w:t>
       </w:r>
@@ -5987,7 +5978,7 @@
           <w:lang w:val="en-US" w:eastAsia="zh-CN"/>
         </w:rPr>
       </w:pPr>
-      <w:bookmarkStart w:id="7" w:name="_Toc30617"/>
+      <w:bookmarkStart w:id="7" w:name="_Toc1117"/>
       <w:r>
         <w:rPr>
           <w:rFonts w:hint="eastAsia"/>
@@ -6108,9 +6099,9 @@
         <w:pStyle w:val="30"/>
         <w:bidi w:val="0"/>
       </w:pPr>
-      <w:bookmarkStart w:id="8" w:name="heading_4"/>
-      <w:bookmarkStart w:id="9" w:name="_Toc14501"/>
-      <w:bookmarkStart w:id="10" w:name="_Toc9068"/>
+      <w:bookmarkStart w:id="8" w:name="_Toc14501"/>
+      <w:bookmarkStart w:id="9" w:name="heading_4"/>
+      <w:bookmarkStart w:id="10" w:name="_Toc21896"/>
       <w:r>
         <w:t>招聘计划与完成情况</w:t>
       </w:r>
@@ -6145,7 +6136,7 @@
     <w:tbl>
       <w:tblPr>
         <w:tblStyle w:val="21"/>
-        <w:tblW w:w="8280" w:type="dxa"/>
+        <w:tblW w:w="9109" w:type="dxa"/>
         <w:jc w:val="center"/>
         <w:tblBorders>
           <w:top w:val="none" w:color="DEE0E3" w:sz="0" w:space="0"/>
@@ -6164,11 +6155,11 @@
         </w:tblCellMar>
       </w:tblPr>
       <w:tblGrid>
-        <w:gridCol w:w="2212"/>
-        <w:gridCol w:w="1378"/>
-        <w:gridCol w:w="1378"/>
-        <w:gridCol w:w="1934"/>
-        <w:gridCol w:w="1378"/>
+        <w:gridCol w:w="2423"/>
+        <w:gridCol w:w="1519"/>
+        <w:gridCol w:w="1519"/>
+        <w:gridCol w:w="2128"/>
+        <w:gridCol w:w="1520"/>
       </w:tblGrid>
       <w:tr>
         <w:tblPrEx>
@@ -6194,7 +6185,7 @@
         </w:trPr>
         <w:tc>
           <w:tcPr>
-            <w:tcW w:w="2212" w:type="dxa"/>
+            <w:tcW w:w="2424" w:type="dxa"/>
             <w:tcBorders>
               <w:top w:val="single" w:color="auto" w:sz="12" w:space="0"/>
               <w:left w:val="single" w:color="auto" w:sz="12" w:space="0"/>
@@ -6232,7 +6223,7 @@
         </w:tc>
         <w:tc>
           <w:tcPr>
-            <w:tcW w:w="1378" w:type="dxa"/>
+            <w:tcW w:w="1519" w:type="dxa"/>
             <w:tcBorders>
               <w:top w:val="single" w:color="auto" w:sz="12" w:space="0"/>
               <w:left w:val="single" w:color="auto" w:sz="4" w:space="0"/>
@@ -6270,7 +6261,7 @@
         </w:tc>
         <w:tc>
           <w:tcPr>
-            <w:tcW w:w="1378" w:type="dxa"/>
+            <w:tcW w:w="1519" w:type="dxa"/>
             <w:tcBorders>
               <w:top w:val="single" w:color="auto" w:sz="12" w:space="0"/>
               <w:left w:val="single" w:color="auto" w:sz="4" w:space="0"/>
@@ -6308,7 +6299,7 @@
         </w:tc>
         <w:tc>
           <w:tcPr>
-            <w:tcW w:w="1934" w:type="dxa"/>
+            <w:tcW w:w="2128" w:type="dxa"/>
             <w:tcBorders>
               <w:top w:val="single" w:color="auto" w:sz="12" w:space="0"/>
               <w:left w:val="single" w:color="auto" w:sz="4" w:space="0"/>
@@ -6346,7 +6337,7 @@
         </w:tc>
         <w:tc>
           <w:tcPr>
-            <w:tcW w:w="1378" w:type="dxa"/>
+            <w:tcW w:w="1520" w:type="dxa"/>
             <w:tcBorders>
               <w:top w:val="single" w:color="auto" w:sz="12" w:space="0"/>
               <w:left w:val="single" w:color="auto" w:sz="4" w:space="0"/>
@@ -6406,7 +6397,7 @@
         </w:trPr>
         <w:tc>
           <w:tcPr>
-            <w:tcW w:w="2212" w:type="dxa"/>
+            <w:tcW w:w="2424" w:type="dxa"/>
             <w:tcBorders>
               <w:top w:val="single" w:color="auto" w:sz="4" w:space="0"/>
               <w:left w:val="single" w:color="auto" w:sz="12" w:space="0"/>
@@ -6438,7 +6429,7 @@
         </w:tc>
         <w:tc>
           <w:tcPr>
-            <w:tcW w:w="1378" w:type="dxa"/>
+            <w:tcW w:w="1519" w:type="dxa"/>
             <w:tcBorders>
               <w:top w:val="single" w:color="auto" w:sz="4" w:space="0"/>
               <w:left w:val="single" w:color="auto" w:sz="4" w:space="0"/>
@@ -6470,7 +6461,7 @@
         </w:tc>
         <w:tc>
           <w:tcPr>
-            <w:tcW w:w="1378" w:type="dxa"/>
+            <w:tcW w:w="1519" w:type="dxa"/>
             <w:tcBorders>
               <w:top w:val="single" w:color="auto" w:sz="4" w:space="0"/>
               <w:left w:val="single" w:color="auto" w:sz="4" w:space="0"/>
@@ -6502,7 +6493,7 @@
         </w:tc>
         <w:tc>
           <w:tcPr>
-            <w:tcW w:w="1934" w:type="dxa"/>
+            <w:tcW w:w="2128" w:type="dxa"/>
             <w:tcBorders>
               <w:top w:val="single" w:color="auto" w:sz="4" w:space="0"/>
               <w:left w:val="single" w:color="auto" w:sz="4" w:space="0"/>
@@ -6534,7 +6525,7 @@
         </w:tc>
         <w:tc>
           <w:tcPr>
-            <w:tcW w:w="1378" w:type="dxa"/>
+            <w:tcW w:w="1520" w:type="dxa"/>
             <w:tcBorders>
               <w:top w:val="single" w:color="auto" w:sz="4" w:space="0"/>
               <w:left w:val="single" w:color="auto" w:sz="4" w:space="0"/>
@@ -6588,7 +6579,7 @@
         </w:trPr>
         <w:tc>
           <w:tcPr>
-            <w:tcW w:w="2212" w:type="dxa"/>
+            <w:tcW w:w="2424" w:type="dxa"/>
             <w:tcBorders>
               <w:top w:val="single" w:color="auto" w:sz="4" w:space="0"/>
               <w:left w:val="single" w:color="auto" w:sz="12" w:space="0"/>
@@ -6620,7 +6611,7 @@
         </w:tc>
         <w:tc>
           <w:tcPr>
-            <w:tcW w:w="1378" w:type="dxa"/>
+            <w:tcW w:w="1519" w:type="dxa"/>
             <w:tcBorders>
               <w:top w:val="single" w:color="auto" w:sz="4" w:space="0"/>
               <w:left w:val="single" w:color="auto" w:sz="4" w:space="0"/>
@@ -6652,7 +6643,7 @@
         </w:tc>
         <w:tc>
           <w:tcPr>
-            <w:tcW w:w="1378" w:type="dxa"/>
+            <w:tcW w:w="1519" w:type="dxa"/>
             <w:tcBorders>
               <w:top w:val="single" w:color="auto" w:sz="4" w:space="0"/>
               <w:left w:val="single" w:color="auto" w:sz="4" w:space="0"/>
@@ -6684,7 +6675,7 @@
         </w:tc>
         <w:tc>
           <w:tcPr>
-            <w:tcW w:w="1934" w:type="dxa"/>
+            <w:tcW w:w="2128" w:type="dxa"/>
             <w:tcBorders>
               <w:top w:val="single" w:color="auto" w:sz="4" w:space="0"/>
               <w:left w:val="single" w:color="auto" w:sz="4" w:space="0"/>
@@ -6716,7 +6707,7 @@
         </w:tc>
         <w:tc>
           <w:tcPr>
-            <w:tcW w:w="1378" w:type="dxa"/>
+            <w:tcW w:w="1520" w:type="dxa"/>
             <w:tcBorders>
               <w:top w:val="single" w:color="auto" w:sz="4" w:space="0"/>
               <w:left w:val="single" w:color="auto" w:sz="4" w:space="0"/>
@@ -6755,7 +6746,7 @@
       </w:pPr>
       <w:bookmarkStart w:id="11" w:name="_Toc17704"/>
       <w:bookmarkStart w:id="12" w:name="heading_5"/>
-      <w:bookmarkStart w:id="13" w:name="_Toc19437"/>
+      <w:bookmarkStart w:id="13" w:name="_Toc2121"/>
       <w:r>
         <w:t>招聘渠道与效果</w:t>
       </w:r>
@@ -6781,7 +6772,7 @@
           <w:lang w:val="en-US" w:eastAsia="zh-CN"/>
         </w:rPr>
       </w:pPr>
-      <w:bookmarkStart w:id="14" w:name="_Toc8561"/>
+      <w:bookmarkStart w:id="14" w:name="_Toc24751"/>
       <w:r>
         <w:rPr>
           <w:rFonts w:hint="eastAsia"/>
@@ -6796,9 +6787,9 @@
         <w:pStyle w:val="30"/>
         <w:bidi w:val="0"/>
       </w:pPr>
-      <w:bookmarkStart w:id="15" w:name="heading_7"/>
-      <w:bookmarkStart w:id="16" w:name="_Toc26873"/>
-      <w:bookmarkStart w:id="17" w:name="_Toc31484"/>
+      <w:bookmarkStart w:id="15" w:name="_Toc26873"/>
+      <w:bookmarkStart w:id="16" w:name="heading_7"/>
+      <w:bookmarkStart w:id="17" w:name="_Toc6958"/>
       <w:r>
         <w:t>储备计划与完成情况</w:t>
       </w:r>
@@ -6843,7 +6834,7 @@
           <w:lang w:val="en-US" w:eastAsia="zh-CN"/>
         </w:rPr>
       </w:pPr>
-      <w:bookmarkStart w:id="18" w:name="_Toc19077"/>
+      <w:bookmarkStart w:id="18" w:name="_Toc8074"/>
       <w:r>
         <w:rPr>
           <w:rFonts w:hint="eastAsia"/>
@@ -6860,7 +6851,7 @@
       </w:pPr>
       <w:bookmarkStart w:id="19" w:name="heading_10"/>
       <w:bookmarkStart w:id="20" w:name="_Toc10549"/>
-      <w:bookmarkStart w:id="21" w:name="_Toc18463"/>
+      <w:bookmarkStart w:id="21" w:name="_Toc14879"/>
       <w:r>
         <w:t>培训计划执行情况</w:t>
       </w:r>
@@ -6874,7 +6865,17 @@
         <w:bidi w:val="0"/>
       </w:pPr>
       <w:r>
-        <w:t>根据《2026年度运维相关人员管理计划》，第一季度计划完成2项培训：</w:t>
+        <w:t>根据《2026年度运维相关人员管理计划》，第一季度计划完成</w:t>
+      </w:r>
+      <w:r>
+        <w:rPr>
+          <w:rFonts w:hint="eastAsia"/>
+          <w:lang w:val="en-US" w:eastAsia="zh-CN"/>
+        </w:rPr>
+        <w:t>6</w:t>
+      </w:r>
+      <w:r>
+        <w:t>项培训：</w:t>
       </w:r>
     </w:p>
     <w:tbl>
@@ -7299,7 +7300,7 @@
               <w:snapToGrid w:val="0"/>
               <w:spacing w:line="240" w:lineRule="auto"/>
               <w:ind w:left="0" w:leftChars="0" w:right="0" w:rightChars="0" w:firstLine="0" w:firstLineChars="0"/>
-              <w:jc w:val="left"/>
+              <w:jc w:val="center"/>
             </w:pPr>
             <w:r>
               <w:t>外聘</w:t>
@@ -7398,6 +7399,994 @@
             <w:tcBorders>
               <w:top w:val="single" w:color="auto" w:sz="4" w:space="0"/>
               <w:left w:val="single" w:color="auto" w:sz="12" w:space="0"/>
+              <w:bottom w:val="single" w:color="auto" w:sz="4" w:space="0"/>
+              <w:right w:val="nil"/>
+            </w:tcBorders>
+            <w:noWrap w:val="0"/>
+            <w:tcMar>
+              <w:top w:w="60" w:type="dxa"/>
+              <w:left w:w="120" w:type="dxa"/>
+              <w:bottom w:w="30" w:type="dxa"/>
+              <w:right w:w="120" w:type="dxa"/>
+            </w:tcMar>
+            <w:vAlign w:val="center"/>
+          </w:tcPr>
+          <w:p>
+            <w:pPr>
+              <w:pStyle w:val="28"/>
+              <w:bidi w:val="0"/>
+              <w:snapToGrid w:val="0"/>
+              <w:spacing w:line="240" w:lineRule="auto"/>
+              <w:ind w:left="0" w:leftChars="0" w:right="0" w:rightChars="0" w:firstLine="0" w:firstLineChars="0"/>
+              <w:jc w:val="center"/>
+            </w:pPr>
+            <w:r>
+              <w:t>2</w:t>
+            </w:r>
+          </w:p>
+        </w:tc>
+        <w:tc>
+          <w:tcPr>
+            <w:tcW w:w="2776" w:type="dxa"/>
+            <w:tcBorders>
+              <w:top w:val="single" w:color="auto" w:sz="4" w:space="0"/>
+              <w:left w:val="single" w:color="auto" w:sz="4" w:space="0"/>
+              <w:bottom w:val="single" w:color="auto" w:sz="4" w:space="0"/>
+              <w:right w:val="nil"/>
+            </w:tcBorders>
+            <w:noWrap w:val="0"/>
+            <w:tcMar>
+              <w:top w:w="60" w:type="dxa"/>
+              <w:left w:w="120" w:type="dxa"/>
+              <w:bottom w:w="30" w:type="dxa"/>
+              <w:right w:w="120" w:type="dxa"/>
+            </w:tcMar>
+            <w:vAlign w:val="center"/>
+          </w:tcPr>
+          <w:p>
+            <w:pPr>
+              <w:pStyle w:val="28"/>
+              <w:bidi w:val="0"/>
+              <w:snapToGrid w:val="0"/>
+              <w:spacing w:line="240" w:lineRule="auto"/>
+              <w:ind w:left="0" w:leftChars="0" w:right="0" w:rightChars="0" w:firstLine="0" w:firstLineChars="0"/>
+              <w:jc w:val="center"/>
+            </w:pPr>
+            <w:r>
+              <w:t>运维服务工具使用</w:t>
+            </w:r>
+          </w:p>
+        </w:tc>
+        <w:tc>
+          <w:tcPr>
+            <w:tcW w:w="1537" w:type="dxa"/>
+            <w:tcBorders>
+              <w:top w:val="single" w:color="auto" w:sz="4" w:space="0"/>
+              <w:left w:val="single" w:color="auto" w:sz="4" w:space="0"/>
+              <w:bottom w:val="single" w:color="auto" w:sz="4" w:space="0"/>
+              <w:right w:val="nil"/>
+            </w:tcBorders>
+            <w:noWrap w:val="0"/>
+            <w:tcMar>
+              <w:top w:w="60" w:type="dxa"/>
+              <w:left w:w="120" w:type="dxa"/>
+              <w:bottom w:w="30" w:type="dxa"/>
+              <w:right w:w="120" w:type="dxa"/>
+            </w:tcMar>
+            <w:vAlign w:val="center"/>
+          </w:tcPr>
+          <w:p>
+            <w:pPr>
+              <w:pStyle w:val="28"/>
+              <w:bidi w:val="0"/>
+              <w:snapToGrid w:val="0"/>
+              <w:spacing w:line="240" w:lineRule="auto"/>
+              <w:ind w:left="0" w:leftChars="0" w:right="0" w:rightChars="0" w:firstLine="0" w:firstLineChars="0"/>
+              <w:jc w:val="center"/>
+            </w:pPr>
+            <w:r>
+              <w:t>运维部全员</w:t>
+            </w:r>
+          </w:p>
+        </w:tc>
+        <w:tc>
+          <w:tcPr>
+            <w:tcW w:w="1272" w:type="dxa"/>
+            <w:tcBorders>
+              <w:top w:val="single" w:color="auto" w:sz="4" w:space="0"/>
+              <w:left w:val="single" w:color="auto" w:sz="4" w:space="0"/>
+              <w:bottom w:val="single" w:color="auto" w:sz="4" w:space="0"/>
+              <w:right w:val="nil"/>
+            </w:tcBorders>
+            <w:noWrap w:val="0"/>
+            <w:tcMar>
+              <w:top w:w="60" w:type="dxa"/>
+              <w:left w:w="120" w:type="dxa"/>
+              <w:bottom w:w="30" w:type="dxa"/>
+              <w:right w:w="120" w:type="dxa"/>
+            </w:tcMar>
+            <w:vAlign w:val="center"/>
+          </w:tcPr>
+          <w:p>
+            <w:pPr>
+              <w:pStyle w:val="28"/>
+              <w:bidi w:val="0"/>
+              <w:snapToGrid w:val="0"/>
+              <w:spacing w:line="240" w:lineRule="auto"/>
+              <w:ind w:left="0" w:leftChars="0" w:right="0" w:rightChars="0" w:firstLine="0" w:firstLineChars="0"/>
+              <w:jc w:val="center"/>
+            </w:pPr>
+            <w:r>
+              <w:t>王朋</w:t>
+            </w:r>
+          </w:p>
+        </w:tc>
+        <w:tc>
+          <w:tcPr>
+            <w:tcW w:w="864" w:type="dxa"/>
+            <w:tcBorders>
+              <w:top w:val="single" w:color="auto" w:sz="4" w:space="0"/>
+              <w:left w:val="single" w:color="auto" w:sz="4" w:space="0"/>
+              <w:bottom w:val="single" w:color="auto" w:sz="4" w:space="0"/>
+              <w:right w:val="nil"/>
+            </w:tcBorders>
+            <w:noWrap w:val="0"/>
+            <w:tcMar>
+              <w:top w:w="60" w:type="dxa"/>
+              <w:left w:w="120" w:type="dxa"/>
+              <w:bottom w:w="30" w:type="dxa"/>
+              <w:right w:w="120" w:type="dxa"/>
+            </w:tcMar>
+            <w:vAlign w:val="center"/>
+          </w:tcPr>
+          <w:p>
+            <w:pPr>
+              <w:pStyle w:val="28"/>
+              <w:bidi w:val="0"/>
+              <w:snapToGrid w:val="0"/>
+              <w:spacing w:line="240" w:lineRule="auto"/>
+              <w:ind w:left="0" w:leftChars="0" w:right="0" w:rightChars="0" w:firstLine="0" w:firstLineChars="0"/>
+              <w:jc w:val="center"/>
+            </w:pPr>
+            <w:r>
+              <w:t>1月</w:t>
+            </w:r>
+          </w:p>
+        </w:tc>
+        <w:tc>
+          <w:tcPr>
+            <w:tcW w:w="1351" w:type="dxa"/>
+            <w:tcBorders>
+              <w:top w:val="single" w:color="auto" w:sz="4" w:space="0"/>
+              <w:left w:val="single" w:color="auto" w:sz="4" w:space="0"/>
+              <w:bottom w:val="single" w:color="auto" w:sz="4" w:space="0"/>
+              <w:right w:val="single" w:color="auto" w:sz="12" w:space="0"/>
+            </w:tcBorders>
+            <w:noWrap w:val="0"/>
+            <w:tcMar>
+              <w:top w:w="60" w:type="dxa"/>
+              <w:left w:w="120" w:type="dxa"/>
+              <w:bottom w:w="30" w:type="dxa"/>
+              <w:right w:w="120" w:type="dxa"/>
+            </w:tcMar>
+            <w:vAlign w:val="center"/>
+          </w:tcPr>
+          <w:p>
+            <w:pPr>
+              <w:pStyle w:val="28"/>
+              <w:bidi w:val="0"/>
+              <w:snapToGrid w:val="0"/>
+              <w:spacing w:line="240" w:lineRule="auto"/>
+              <w:ind w:left="0" w:leftChars="0" w:right="0" w:rightChars="0" w:firstLine="0" w:firstLineChars="0"/>
+              <w:jc w:val="center"/>
+            </w:pPr>
+            <w:r>
+              <w:t>已完成</w:t>
+            </w:r>
+          </w:p>
+        </w:tc>
+      </w:tr>
+      <w:tr>
+        <w:tblPrEx>
+          <w:tblBorders>
+            <w:top w:val="none" w:color="DEE0E3" w:sz="0" w:space="0"/>
+            <w:left w:val="none" w:color="DEE0E3" w:sz="0" w:space="0"/>
+            <w:bottom w:val="none" w:color="DEE0E3" w:sz="0" w:space="0"/>
+            <w:right w:val="none" w:color="DEE0E3" w:sz="0" w:space="0"/>
+            <w:insideH w:val="none" w:color="DEE0E3" w:sz="0" w:space="0"/>
+            <w:insideV w:val="none" w:color="DEE0E3" w:sz="0" w:space="0"/>
+          </w:tblBorders>
+          <w:tblCellMar>
+            <w:top w:w="0" w:type="dxa"/>
+            <w:left w:w="10" w:type="dxa"/>
+            <w:bottom w:w="0" w:type="dxa"/>
+            <w:right w:w="10" w:type="dxa"/>
+          </w:tblCellMar>
+        </w:tblPrEx>
+        <w:trPr>
+          <w:trHeight w:val="0" w:hRule="atLeast"/>
+          <w:jc w:val="center"/>
+        </w:trPr>
+        <w:tc>
+          <w:tcPr>
+            <w:tcW w:w="722" w:type="dxa"/>
+            <w:tcBorders>
+              <w:top w:val="single" w:color="auto" w:sz="4" w:space="0"/>
+              <w:left w:val="single" w:color="auto" w:sz="12" w:space="0"/>
+              <w:bottom w:val="single" w:color="auto" w:sz="4" w:space="0"/>
+              <w:right w:val="nil"/>
+            </w:tcBorders>
+            <w:noWrap w:val="0"/>
+            <w:tcMar>
+              <w:top w:w="60" w:type="dxa"/>
+              <w:left w:w="120" w:type="dxa"/>
+              <w:bottom w:w="30" w:type="dxa"/>
+              <w:right w:w="120" w:type="dxa"/>
+            </w:tcMar>
+            <w:vAlign w:val="center"/>
+          </w:tcPr>
+          <w:p>
+            <w:pPr>
+              <w:pStyle w:val="28"/>
+              <w:bidi w:val="0"/>
+              <w:snapToGrid w:val="0"/>
+              <w:spacing w:line="240" w:lineRule="auto"/>
+              <w:ind w:left="0" w:leftChars="0" w:right="0" w:rightChars="0" w:firstLine="0" w:firstLineChars="0"/>
+              <w:jc w:val="center"/>
+              <w:rPr>
+                <w:rFonts w:hint="eastAsia" w:eastAsia="宋体"/>
+                <w:lang w:val="en-US" w:eastAsia="zh-CN"/>
+              </w:rPr>
+            </w:pPr>
+            <w:r>
+              <w:rPr>
+                <w:rFonts w:hint="eastAsia"/>
+                <w:lang w:val="en-US" w:eastAsia="zh-CN"/>
+              </w:rPr>
+              <w:t>3</w:t>
+            </w:r>
+          </w:p>
+        </w:tc>
+        <w:tc>
+          <w:tcPr>
+            <w:tcW w:w="2776" w:type="dxa"/>
+            <w:tcBorders>
+              <w:top w:val="single" w:color="auto" w:sz="4" w:space="0"/>
+              <w:left w:val="single" w:color="auto" w:sz="4" w:space="0"/>
+              <w:bottom w:val="single" w:color="auto" w:sz="4" w:space="0"/>
+              <w:right w:val="nil"/>
+            </w:tcBorders>
+            <w:shd w:val="clear" w:color="auto" w:fill="auto"/>
+            <w:noWrap w:val="0"/>
+            <w:tcMar>
+              <w:top w:w="60" w:type="dxa"/>
+              <w:left w:w="120" w:type="dxa"/>
+              <w:bottom w:w="30" w:type="dxa"/>
+              <w:right w:w="120" w:type="dxa"/>
+            </w:tcMar>
+            <w:vAlign w:val="center"/>
+          </w:tcPr>
+          <w:p>
+            <w:pPr>
+              <w:pStyle w:val="28"/>
+              <w:bidi w:val="0"/>
+              <w:snapToGrid w:val="0"/>
+              <w:spacing w:line="240" w:lineRule="auto"/>
+              <w:ind w:left="0" w:leftChars="0" w:right="0" w:rightChars="0" w:firstLine="0" w:firstLineChars="0"/>
+              <w:jc w:val="center"/>
+              <w:rPr>
+                <w:rFonts w:hint="default"/>
+                <w:lang w:val="en-US" w:eastAsia="en-US"/>
+              </w:rPr>
+            </w:pPr>
+            <w:r>
+              <w:rPr>
+                <w:rFonts w:hint="default"/>
+                <w:lang w:val="en-US" w:eastAsia="zh-CN"/>
+              </w:rPr>
+              <w:t>入职培训（包括制度与企业文化）</w:t>
+            </w:r>
+          </w:p>
+        </w:tc>
+        <w:tc>
+          <w:tcPr>
+            <w:tcW w:w="1537" w:type="dxa"/>
+            <w:tcBorders>
+              <w:top w:val="single" w:color="auto" w:sz="4" w:space="0"/>
+              <w:left w:val="single" w:color="auto" w:sz="4" w:space="0"/>
+              <w:bottom w:val="single" w:color="auto" w:sz="4" w:space="0"/>
+              <w:right w:val="nil"/>
+            </w:tcBorders>
+            <w:shd w:val="clear" w:color="auto" w:fill="auto"/>
+            <w:noWrap w:val="0"/>
+            <w:tcMar>
+              <w:top w:w="60" w:type="dxa"/>
+              <w:left w:w="120" w:type="dxa"/>
+              <w:bottom w:w="30" w:type="dxa"/>
+              <w:right w:w="120" w:type="dxa"/>
+            </w:tcMar>
+            <w:vAlign w:val="center"/>
+          </w:tcPr>
+          <w:p>
+            <w:pPr>
+              <w:pStyle w:val="28"/>
+              <w:bidi w:val="0"/>
+              <w:snapToGrid w:val="0"/>
+              <w:spacing w:line="240" w:lineRule="auto"/>
+              <w:ind w:left="0" w:leftChars="0" w:right="0" w:rightChars="0" w:firstLine="0" w:firstLineChars="0"/>
+              <w:jc w:val="center"/>
+              <w:rPr>
+                <w:rFonts w:hint="default"/>
+                <w:lang w:val="en-US" w:eastAsia="en-US"/>
+              </w:rPr>
+            </w:pPr>
+            <w:r>
+              <w:rPr>
+                <w:rFonts w:hint="default"/>
+                <w:lang w:val="en-US" w:eastAsia="zh-CN"/>
+              </w:rPr>
+              <w:t>新入职员工</w:t>
+            </w:r>
+          </w:p>
+        </w:tc>
+        <w:tc>
+          <w:tcPr>
+            <w:tcW w:w="1272" w:type="dxa"/>
+            <w:tcBorders>
+              <w:top w:val="single" w:color="auto" w:sz="4" w:space="0"/>
+              <w:left w:val="single" w:color="auto" w:sz="4" w:space="0"/>
+              <w:bottom w:val="single" w:color="auto" w:sz="4" w:space="0"/>
+              <w:right w:val="nil"/>
+            </w:tcBorders>
+            <w:shd w:val="clear" w:color="auto" w:fill="auto"/>
+            <w:noWrap w:val="0"/>
+            <w:tcMar>
+              <w:top w:w="60" w:type="dxa"/>
+              <w:left w:w="120" w:type="dxa"/>
+              <w:bottom w:w="30" w:type="dxa"/>
+              <w:right w:w="120" w:type="dxa"/>
+            </w:tcMar>
+            <w:vAlign w:val="center"/>
+          </w:tcPr>
+          <w:p>
+            <w:pPr>
+              <w:pStyle w:val="28"/>
+              <w:bidi w:val="0"/>
+              <w:snapToGrid w:val="0"/>
+              <w:spacing w:line="240" w:lineRule="auto"/>
+              <w:ind w:left="0" w:leftChars="0" w:right="0" w:rightChars="0" w:firstLine="0" w:firstLineChars="0"/>
+              <w:jc w:val="center"/>
+              <w:rPr>
+                <w:rFonts w:hint="default"/>
+                <w:lang w:val="en-US" w:eastAsia="en-US"/>
+              </w:rPr>
+            </w:pPr>
+            <w:r>
+              <w:rPr>
+                <w:rFonts w:hint="default"/>
+                <w:lang w:val="en-US" w:eastAsia="zh-CN"/>
+              </w:rPr>
+              <w:t>各模块负责人</w:t>
+            </w:r>
+          </w:p>
+        </w:tc>
+        <w:tc>
+          <w:tcPr>
+            <w:tcW w:w="864" w:type="dxa"/>
+            <w:tcBorders>
+              <w:top w:val="single" w:color="auto" w:sz="4" w:space="0"/>
+              <w:left w:val="single" w:color="auto" w:sz="4" w:space="0"/>
+              <w:bottom w:val="single" w:color="auto" w:sz="4" w:space="0"/>
+              <w:right w:val="nil"/>
+            </w:tcBorders>
+            <w:shd w:val="clear" w:color="auto" w:fill="auto"/>
+            <w:noWrap w:val="0"/>
+            <w:tcMar>
+              <w:top w:w="60" w:type="dxa"/>
+              <w:left w:w="120" w:type="dxa"/>
+              <w:bottom w:w="30" w:type="dxa"/>
+              <w:right w:w="120" w:type="dxa"/>
+            </w:tcMar>
+            <w:vAlign w:val="center"/>
+          </w:tcPr>
+          <w:p>
+            <w:pPr>
+              <w:pStyle w:val="28"/>
+              <w:bidi w:val="0"/>
+              <w:snapToGrid w:val="0"/>
+              <w:spacing w:line="240" w:lineRule="auto"/>
+              <w:ind w:left="0" w:leftChars="0" w:right="0" w:rightChars="0" w:firstLine="0" w:firstLineChars="0"/>
+              <w:jc w:val="center"/>
+              <w:rPr>
+                <w:rFonts w:hint="default"/>
+                <w:lang w:val="en-US" w:eastAsia="en-US"/>
+              </w:rPr>
+            </w:pPr>
+            <w:r>
+              <w:rPr>
+                <w:rFonts w:hint="default"/>
+                <w:lang w:val="en-US" w:eastAsia="zh-CN"/>
+              </w:rPr>
+              <w:t>3月</w:t>
+            </w:r>
+          </w:p>
+        </w:tc>
+        <w:tc>
+          <w:tcPr>
+            <w:tcW w:w="1351" w:type="dxa"/>
+            <w:tcBorders>
+              <w:top w:val="single" w:color="auto" w:sz="4" w:space="0"/>
+              <w:left w:val="single" w:color="auto" w:sz="4" w:space="0"/>
+              <w:bottom w:val="single" w:color="auto" w:sz="4" w:space="0"/>
+              <w:right w:val="single" w:color="auto" w:sz="12" w:space="0"/>
+            </w:tcBorders>
+            <w:noWrap w:val="0"/>
+            <w:tcMar>
+              <w:top w:w="60" w:type="dxa"/>
+              <w:left w:w="120" w:type="dxa"/>
+              <w:bottom w:w="30" w:type="dxa"/>
+              <w:right w:w="120" w:type="dxa"/>
+            </w:tcMar>
+            <w:vAlign w:val="center"/>
+          </w:tcPr>
+          <w:p>
+            <w:pPr>
+              <w:pStyle w:val="28"/>
+              <w:bidi w:val="0"/>
+              <w:snapToGrid w:val="0"/>
+              <w:spacing w:line="240" w:lineRule="auto"/>
+              <w:ind w:left="0" w:leftChars="0" w:right="0" w:rightChars="0" w:firstLine="0" w:firstLineChars="0"/>
+              <w:jc w:val="center"/>
+            </w:pPr>
+            <w:r>
+              <w:t>已完成</w:t>
+            </w:r>
+          </w:p>
+        </w:tc>
+      </w:tr>
+      <w:tr>
+        <w:tblPrEx>
+          <w:tblBorders>
+            <w:top w:val="none" w:color="DEE0E3" w:sz="0" w:space="0"/>
+            <w:left w:val="none" w:color="DEE0E3" w:sz="0" w:space="0"/>
+            <w:bottom w:val="none" w:color="DEE0E3" w:sz="0" w:space="0"/>
+            <w:right w:val="none" w:color="DEE0E3" w:sz="0" w:space="0"/>
+            <w:insideH w:val="none" w:color="DEE0E3" w:sz="0" w:space="0"/>
+            <w:insideV w:val="none" w:color="DEE0E3" w:sz="0" w:space="0"/>
+          </w:tblBorders>
+          <w:tblCellMar>
+            <w:top w:w="0" w:type="dxa"/>
+            <w:left w:w="10" w:type="dxa"/>
+            <w:bottom w:w="0" w:type="dxa"/>
+            <w:right w:w="10" w:type="dxa"/>
+          </w:tblCellMar>
+        </w:tblPrEx>
+        <w:trPr>
+          <w:trHeight w:val="0" w:hRule="atLeast"/>
+          <w:jc w:val="center"/>
+        </w:trPr>
+        <w:tc>
+          <w:tcPr>
+            <w:tcW w:w="722" w:type="dxa"/>
+            <w:tcBorders>
+              <w:top w:val="single" w:color="auto" w:sz="4" w:space="0"/>
+              <w:left w:val="single" w:color="auto" w:sz="12" w:space="0"/>
+              <w:bottom w:val="single" w:color="auto" w:sz="4" w:space="0"/>
+              <w:right w:val="nil"/>
+            </w:tcBorders>
+            <w:noWrap w:val="0"/>
+            <w:tcMar>
+              <w:top w:w="60" w:type="dxa"/>
+              <w:left w:w="120" w:type="dxa"/>
+              <w:bottom w:w="30" w:type="dxa"/>
+              <w:right w:w="120" w:type="dxa"/>
+            </w:tcMar>
+            <w:vAlign w:val="center"/>
+          </w:tcPr>
+          <w:p>
+            <w:pPr>
+              <w:pStyle w:val="28"/>
+              <w:bidi w:val="0"/>
+              <w:snapToGrid w:val="0"/>
+              <w:spacing w:line="240" w:lineRule="auto"/>
+              <w:ind w:left="0" w:leftChars="0" w:right="0" w:rightChars="0" w:firstLine="0" w:firstLineChars="0"/>
+              <w:jc w:val="center"/>
+              <w:rPr>
+                <w:rFonts w:hint="eastAsia" w:eastAsia="宋体"/>
+                <w:lang w:val="en-US" w:eastAsia="zh-CN"/>
+              </w:rPr>
+            </w:pPr>
+            <w:r>
+              <w:rPr>
+                <w:rFonts w:hint="eastAsia"/>
+                <w:lang w:val="en-US" w:eastAsia="zh-CN"/>
+              </w:rPr>
+              <w:t>4</w:t>
+            </w:r>
+          </w:p>
+        </w:tc>
+        <w:tc>
+          <w:tcPr>
+            <w:tcW w:w="2776" w:type="dxa"/>
+            <w:tcBorders>
+              <w:top w:val="single" w:color="auto" w:sz="4" w:space="0"/>
+              <w:left w:val="single" w:color="auto" w:sz="4" w:space="0"/>
+              <w:bottom w:val="single" w:color="auto" w:sz="4" w:space="0"/>
+              <w:right w:val="nil"/>
+            </w:tcBorders>
+            <w:shd w:val="clear" w:color="auto" w:fill="auto"/>
+            <w:noWrap w:val="0"/>
+            <w:tcMar>
+              <w:top w:w="60" w:type="dxa"/>
+              <w:left w:w="120" w:type="dxa"/>
+              <w:bottom w:w="30" w:type="dxa"/>
+              <w:right w:w="120" w:type="dxa"/>
+            </w:tcMar>
+            <w:vAlign w:val="center"/>
+          </w:tcPr>
+          <w:p>
+            <w:pPr>
+              <w:pStyle w:val="28"/>
+              <w:bidi w:val="0"/>
+              <w:snapToGrid w:val="0"/>
+              <w:spacing w:line="240" w:lineRule="auto"/>
+              <w:ind w:left="0" w:leftChars="0" w:right="0" w:rightChars="0" w:firstLine="0" w:firstLineChars="0"/>
+              <w:jc w:val="center"/>
+              <w:rPr>
+                <w:rFonts w:hint="default"/>
+                <w:lang w:val="en-US" w:eastAsia="en-US"/>
+              </w:rPr>
+            </w:pPr>
+            <w:r>
+              <w:rPr>
+                <w:rFonts w:hint="default"/>
+                <w:lang w:val="en-US" w:eastAsia="zh-CN"/>
+              </w:rPr>
+              <w:t>公司产品培训</w:t>
+            </w:r>
+          </w:p>
+        </w:tc>
+        <w:tc>
+          <w:tcPr>
+            <w:tcW w:w="1537" w:type="dxa"/>
+            <w:tcBorders>
+              <w:top w:val="single" w:color="auto" w:sz="4" w:space="0"/>
+              <w:left w:val="single" w:color="auto" w:sz="4" w:space="0"/>
+              <w:bottom w:val="single" w:color="auto" w:sz="4" w:space="0"/>
+              <w:right w:val="nil"/>
+            </w:tcBorders>
+            <w:shd w:val="clear" w:color="auto" w:fill="auto"/>
+            <w:noWrap w:val="0"/>
+            <w:tcMar>
+              <w:top w:w="60" w:type="dxa"/>
+              <w:left w:w="120" w:type="dxa"/>
+              <w:bottom w:w="30" w:type="dxa"/>
+              <w:right w:w="120" w:type="dxa"/>
+            </w:tcMar>
+            <w:vAlign w:val="center"/>
+          </w:tcPr>
+          <w:p>
+            <w:pPr>
+              <w:pStyle w:val="28"/>
+              <w:bidi w:val="0"/>
+              <w:snapToGrid w:val="0"/>
+              <w:spacing w:line="240" w:lineRule="auto"/>
+              <w:ind w:left="0" w:leftChars="0" w:right="0" w:rightChars="0" w:firstLine="0" w:firstLineChars="0"/>
+              <w:jc w:val="center"/>
+              <w:rPr>
+                <w:rFonts w:hint="default"/>
+                <w:lang w:val="en-US" w:eastAsia="en-US"/>
+              </w:rPr>
+            </w:pPr>
+            <w:r>
+              <w:rPr>
+                <w:rFonts w:hint="default"/>
+                <w:lang w:val="en-US" w:eastAsia="zh-CN"/>
+              </w:rPr>
+              <w:t>公司全员</w:t>
+            </w:r>
+          </w:p>
+        </w:tc>
+        <w:tc>
+          <w:tcPr>
+            <w:tcW w:w="1272" w:type="dxa"/>
+            <w:tcBorders>
+              <w:top w:val="single" w:color="auto" w:sz="4" w:space="0"/>
+              <w:left w:val="single" w:color="auto" w:sz="4" w:space="0"/>
+              <w:bottom w:val="single" w:color="auto" w:sz="4" w:space="0"/>
+              <w:right w:val="nil"/>
+            </w:tcBorders>
+            <w:shd w:val="clear" w:color="auto" w:fill="auto"/>
+            <w:noWrap w:val="0"/>
+            <w:tcMar>
+              <w:top w:w="60" w:type="dxa"/>
+              <w:left w:w="120" w:type="dxa"/>
+              <w:bottom w:w="30" w:type="dxa"/>
+              <w:right w:w="120" w:type="dxa"/>
+            </w:tcMar>
+            <w:vAlign w:val="center"/>
+          </w:tcPr>
+          <w:p>
+            <w:pPr>
+              <w:pStyle w:val="28"/>
+              <w:bidi w:val="0"/>
+              <w:snapToGrid w:val="0"/>
+              <w:spacing w:line="240" w:lineRule="auto"/>
+              <w:ind w:left="0" w:leftChars="0" w:right="0" w:rightChars="0" w:firstLine="0" w:firstLineChars="0"/>
+              <w:jc w:val="center"/>
+              <w:rPr>
+                <w:rFonts w:hint="default"/>
+                <w:lang w:val="en-US" w:eastAsia="en-US"/>
+              </w:rPr>
+            </w:pPr>
+            <w:r>
+              <w:rPr>
+                <w:rFonts w:hint="default"/>
+                <w:lang w:val="en-US" w:eastAsia="zh-CN"/>
+              </w:rPr>
+              <w:t>王朋</w:t>
+            </w:r>
+          </w:p>
+        </w:tc>
+        <w:tc>
+          <w:tcPr>
+            <w:tcW w:w="864" w:type="dxa"/>
+            <w:tcBorders>
+              <w:top w:val="single" w:color="auto" w:sz="4" w:space="0"/>
+              <w:left w:val="single" w:color="auto" w:sz="4" w:space="0"/>
+              <w:bottom w:val="single" w:color="auto" w:sz="4" w:space="0"/>
+              <w:right w:val="nil"/>
+            </w:tcBorders>
+            <w:shd w:val="clear" w:color="auto" w:fill="auto"/>
+            <w:noWrap w:val="0"/>
+            <w:tcMar>
+              <w:top w:w="60" w:type="dxa"/>
+              <w:left w:w="120" w:type="dxa"/>
+              <w:bottom w:w="30" w:type="dxa"/>
+              <w:right w:w="120" w:type="dxa"/>
+            </w:tcMar>
+            <w:vAlign w:val="center"/>
+          </w:tcPr>
+          <w:p>
+            <w:pPr>
+              <w:pStyle w:val="28"/>
+              <w:bidi w:val="0"/>
+              <w:snapToGrid w:val="0"/>
+              <w:spacing w:line="240" w:lineRule="auto"/>
+              <w:ind w:left="0" w:leftChars="0" w:right="0" w:rightChars="0" w:firstLine="0" w:firstLineChars="0"/>
+              <w:jc w:val="center"/>
+              <w:rPr>
+                <w:rFonts w:hint="default"/>
+                <w:lang w:val="en-US" w:eastAsia="en-US"/>
+              </w:rPr>
+            </w:pPr>
+            <w:r>
+              <w:rPr>
+                <w:rFonts w:hint="default"/>
+                <w:lang w:val="en-US" w:eastAsia="zh-CN"/>
+              </w:rPr>
+              <w:t>3月</w:t>
+            </w:r>
+          </w:p>
+        </w:tc>
+        <w:tc>
+          <w:tcPr>
+            <w:tcW w:w="1351" w:type="dxa"/>
+            <w:tcBorders>
+              <w:top w:val="single" w:color="auto" w:sz="4" w:space="0"/>
+              <w:left w:val="single" w:color="auto" w:sz="4" w:space="0"/>
+              <w:bottom w:val="single" w:color="auto" w:sz="4" w:space="0"/>
+              <w:right w:val="single" w:color="auto" w:sz="12" w:space="0"/>
+            </w:tcBorders>
+            <w:noWrap w:val="0"/>
+            <w:tcMar>
+              <w:top w:w="60" w:type="dxa"/>
+              <w:left w:w="120" w:type="dxa"/>
+              <w:bottom w:w="30" w:type="dxa"/>
+              <w:right w:w="120" w:type="dxa"/>
+            </w:tcMar>
+            <w:vAlign w:val="center"/>
+          </w:tcPr>
+          <w:p>
+            <w:pPr>
+              <w:pStyle w:val="28"/>
+              <w:bidi w:val="0"/>
+              <w:snapToGrid w:val="0"/>
+              <w:spacing w:line="240" w:lineRule="auto"/>
+              <w:ind w:left="0" w:leftChars="0" w:right="0" w:rightChars="0" w:firstLine="0" w:firstLineChars="0"/>
+              <w:jc w:val="center"/>
+            </w:pPr>
+            <w:r>
+              <w:t>已完成</w:t>
+            </w:r>
+          </w:p>
+        </w:tc>
+      </w:tr>
+      <w:tr>
+        <w:tblPrEx>
+          <w:tblBorders>
+            <w:top w:val="none" w:color="DEE0E3" w:sz="0" w:space="0"/>
+            <w:left w:val="none" w:color="DEE0E3" w:sz="0" w:space="0"/>
+            <w:bottom w:val="none" w:color="DEE0E3" w:sz="0" w:space="0"/>
+            <w:right w:val="none" w:color="DEE0E3" w:sz="0" w:space="0"/>
+            <w:insideH w:val="none" w:color="DEE0E3" w:sz="0" w:space="0"/>
+            <w:insideV w:val="none" w:color="DEE0E3" w:sz="0" w:space="0"/>
+          </w:tblBorders>
+          <w:tblCellMar>
+            <w:top w:w="0" w:type="dxa"/>
+            <w:left w:w="10" w:type="dxa"/>
+            <w:bottom w:w="0" w:type="dxa"/>
+            <w:right w:w="10" w:type="dxa"/>
+          </w:tblCellMar>
+        </w:tblPrEx>
+        <w:trPr>
+          <w:trHeight w:val="0" w:hRule="atLeast"/>
+          <w:jc w:val="center"/>
+        </w:trPr>
+        <w:tc>
+          <w:tcPr>
+            <w:tcW w:w="722" w:type="dxa"/>
+            <w:tcBorders>
+              <w:top w:val="single" w:color="auto" w:sz="4" w:space="0"/>
+              <w:left w:val="single" w:color="auto" w:sz="12" w:space="0"/>
+              <w:bottom w:val="single" w:color="auto" w:sz="4" w:space="0"/>
+              <w:right w:val="nil"/>
+            </w:tcBorders>
+            <w:noWrap w:val="0"/>
+            <w:tcMar>
+              <w:top w:w="60" w:type="dxa"/>
+              <w:left w:w="120" w:type="dxa"/>
+              <w:bottom w:w="30" w:type="dxa"/>
+              <w:right w:w="120" w:type="dxa"/>
+            </w:tcMar>
+            <w:vAlign w:val="center"/>
+          </w:tcPr>
+          <w:p>
+            <w:pPr>
+              <w:pStyle w:val="28"/>
+              <w:bidi w:val="0"/>
+              <w:snapToGrid w:val="0"/>
+              <w:spacing w:line="240" w:lineRule="auto"/>
+              <w:ind w:left="0" w:leftChars="0" w:right="0" w:rightChars="0" w:firstLine="0" w:firstLineChars="0"/>
+              <w:jc w:val="center"/>
+              <w:rPr>
+                <w:rFonts w:hint="eastAsia" w:eastAsia="宋体"/>
+                <w:lang w:val="en-US" w:eastAsia="zh-CN"/>
+              </w:rPr>
+            </w:pPr>
+            <w:r>
+              <w:rPr>
+                <w:rFonts w:hint="eastAsia"/>
+                <w:lang w:val="en-US" w:eastAsia="zh-CN"/>
+              </w:rPr>
+              <w:t>5</w:t>
+            </w:r>
+          </w:p>
+        </w:tc>
+        <w:tc>
+          <w:tcPr>
+            <w:tcW w:w="2776" w:type="dxa"/>
+            <w:tcBorders>
+              <w:top w:val="single" w:color="auto" w:sz="4" w:space="0"/>
+              <w:left w:val="single" w:color="auto" w:sz="4" w:space="0"/>
+              <w:bottom w:val="single" w:color="auto" w:sz="4" w:space="0"/>
+              <w:right w:val="nil"/>
+            </w:tcBorders>
+            <w:shd w:val="clear" w:color="auto" w:fill="auto"/>
+            <w:noWrap w:val="0"/>
+            <w:tcMar>
+              <w:top w:w="60" w:type="dxa"/>
+              <w:left w:w="120" w:type="dxa"/>
+              <w:bottom w:w="30" w:type="dxa"/>
+              <w:right w:w="120" w:type="dxa"/>
+            </w:tcMar>
+            <w:vAlign w:val="center"/>
+          </w:tcPr>
+          <w:p>
+            <w:pPr>
+              <w:pStyle w:val="28"/>
+              <w:bidi w:val="0"/>
+              <w:snapToGrid w:val="0"/>
+              <w:spacing w:line="240" w:lineRule="auto"/>
+              <w:ind w:left="0" w:leftChars="0" w:right="0" w:rightChars="0" w:firstLine="0" w:firstLineChars="0"/>
+              <w:jc w:val="center"/>
+              <w:rPr>
+                <w:rFonts w:hint="default"/>
+                <w:lang w:val="en-US" w:eastAsia="en-US"/>
+              </w:rPr>
+            </w:pPr>
+            <w:r>
+              <w:rPr>
+                <w:rFonts w:hint="default"/>
+                <w:lang w:val="en-US" w:eastAsia="zh-CN"/>
+              </w:rPr>
+              <w:t>自动化运维技术培训</w:t>
+            </w:r>
+          </w:p>
+        </w:tc>
+        <w:tc>
+          <w:tcPr>
+            <w:tcW w:w="1537" w:type="dxa"/>
+            <w:tcBorders>
+              <w:top w:val="single" w:color="auto" w:sz="4" w:space="0"/>
+              <w:left w:val="single" w:color="auto" w:sz="4" w:space="0"/>
+              <w:bottom w:val="single" w:color="auto" w:sz="4" w:space="0"/>
+              <w:right w:val="nil"/>
+            </w:tcBorders>
+            <w:shd w:val="clear" w:color="auto" w:fill="auto"/>
+            <w:noWrap w:val="0"/>
+            <w:tcMar>
+              <w:top w:w="60" w:type="dxa"/>
+              <w:left w:w="120" w:type="dxa"/>
+              <w:bottom w:w="30" w:type="dxa"/>
+              <w:right w:w="120" w:type="dxa"/>
+            </w:tcMar>
+            <w:vAlign w:val="center"/>
+          </w:tcPr>
+          <w:p>
+            <w:pPr>
+              <w:pStyle w:val="28"/>
+              <w:bidi w:val="0"/>
+              <w:snapToGrid w:val="0"/>
+              <w:spacing w:line="240" w:lineRule="auto"/>
+              <w:ind w:left="0" w:leftChars="0" w:right="0" w:rightChars="0" w:firstLine="0" w:firstLineChars="0"/>
+              <w:jc w:val="center"/>
+              <w:rPr>
+                <w:rFonts w:hint="default"/>
+                <w:lang w:val="en-US" w:eastAsia="en-US"/>
+              </w:rPr>
+            </w:pPr>
+            <w:r>
+              <w:rPr>
+                <w:rFonts w:hint="default"/>
+                <w:lang w:val="en-US" w:eastAsia="zh-CN"/>
+              </w:rPr>
+              <w:t>运维工程师</w:t>
+            </w:r>
+          </w:p>
+        </w:tc>
+        <w:tc>
+          <w:tcPr>
+            <w:tcW w:w="1272" w:type="dxa"/>
+            <w:tcBorders>
+              <w:top w:val="single" w:color="auto" w:sz="4" w:space="0"/>
+              <w:left w:val="single" w:color="auto" w:sz="4" w:space="0"/>
+              <w:bottom w:val="single" w:color="auto" w:sz="4" w:space="0"/>
+              <w:right w:val="nil"/>
+            </w:tcBorders>
+            <w:shd w:val="clear" w:color="auto" w:fill="auto"/>
+            <w:noWrap w:val="0"/>
+            <w:tcMar>
+              <w:top w:w="60" w:type="dxa"/>
+              <w:left w:w="120" w:type="dxa"/>
+              <w:bottom w:w="30" w:type="dxa"/>
+              <w:right w:w="120" w:type="dxa"/>
+            </w:tcMar>
+            <w:vAlign w:val="center"/>
+          </w:tcPr>
+          <w:p>
+            <w:pPr>
+              <w:pStyle w:val="28"/>
+              <w:bidi w:val="0"/>
+              <w:snapToGrid w:val="0"/>
+              <w:spacing w:line="240" w:lineRule="auto"/>
+              <w:ind w:left="0" w:leftChars="0" w:right="0" w:rightChars="0" w:firstLine="0" w:firstLineChars="0"/>
+              <w:jc w:val="center"/>
+              <w:rPr>
+                <w:rFonts w:hint="default"/>
+                <w:lang w:val="en-US" w:eastAsia="en-US"/>
+              </w:rPr>
+            </w:pPr>
+            <w:r>
+              <w:rPr>
+                <w:rFonts w:hint="default"/>
+                <w:lang w:val="en-US" w:eastAsia="zh-CN"/>
+              </w:rPr>
+              <w:t>外聘</w:t>
+            </w:r>
+          </w:p>
+        </w:tc>
+        <w:tc>
+          <w:tcPr>
+            <w:tcW w:w="864" w:type="dxa"/>
+            <w:tcBorders>
+              <w:top w:val="single" w:color="auto" w:sz="4" w:space="0"/>
+              <w:left w:val="single" w:color="auto" w:sz="4" w:space="0"/>
+              <w:bottom w:val="single" w:color="auto" w:sz="4" w:space="0"/>
+              <w:right w:val="nil"/>
+            </w:tcBorders>
+            <w:shd w:val="clear" w:color="auto" w:fill="auto"/>
+            <w:noWrap w:val="0"/>
+            <w:tcMar>
+              <w:top w:w="60" w:type="dxa"/>
+              <w:left w:w="120" w:type="dxa"/>
+              <w:bottom w:w="30" w:type="dxa"/>
+              <w:right w:w="120" w:type="dxa"/>
+            </w:tcMar>
+            <w:vAlign w:val="center"/>
+          </w:tcPr>
+          <w:p>
+            <w:pPr>
+              <w:pStyle w:val="28"/>
+              <w:bidi w:val="0"/>
+              <w:snapToGrid w:val="0"/>
+              <w:spacing w:line="240" w:lineRule="auto"/>
+              <w:ind w:left="0" w:leftChars="0" w:right="0" w:rightChars="0" w:firstLine="0" w:firstLineChars="0"/>
+              <w:jc w:val="center"/>
+              <w:rPr>
+                <w:rFonts w:hint="default"/>
+                <w:lang w:val="en-US" w:eastAsia="en-US"/>
+              </w:rPr>
+            </w:pPr>
+            <w:r>
+              <w:rPr>
+                <w:rFonts w:hint="default"/>
+                <w:lang w:val="en-US" w:eastAsia="zh-CN"/>
+              </w:rPr>
+              <w:t>3月</w:t>
+            </w:r>
+          </w:p>
+        </w:tc>
+        <w:tc>
+          <w:tcPr>
+            <w:tcW w:w="1351" w:type="dxa"/>
+            <w:tcBorders>
+              <w:top w:val="single" w:color="auto" w:sz="4" w:space="0"/>
+              <w:left w:val="single" w:color="auto" w:sz="4" w:space="0"/>
+              <w:bottom w:val="single" w:color="auto" w:sz="4" w:space="0"/>
+              <w:right w:val="single" w:color="auto" w:sz="12" w:space="0"/>
+            </w:tcBorders>
+            <w:noWrap w:val="0"/>
+            <w:tcMar>
+              <w:top w:w="60" w:type="dxa"/>
+              <w:left w:w="120" w:type="dxa"/>
+              <w:bottom w:w="30" w:type="dxa"/>
+              <w:right w:w="120" w:type="dxa"/>
+            </w:tcMar>
+            <w:vAlign w:val="center"/>
+          </w:tcPr>
+          <w:p>
+            <w:pPr>
+              <w:pStyle w:val="28"/>
+              <w:bidi w:val="0"/>
+              <w:snapToGrid w:val="0"/>
+              <w:spacing w:line="240" w:lineRule="auto"/>
+              <w:ind w:left="0" w:leftChars="0" w:right="0" w:rightChars="0" w:firstLine="0" w:firstLineChars="0"/>
+              <w:jc w:val="center"/>
+            </w:pPr>
+            <w:r>
+              <w:t>已完成</w:t>
+            </w:r>
+          </w:p>
+        </w:tc>
+      </w:tr>
+      <w:tr>
+        <w:tblPrEx>
+          <w:tblBorders>
+            <w:top w:val="none" w:color="DEE0E3" w:sz="0" w:space="0"/>
+            <w:left w:val="none" w:color="DEE0E3" w:sz="0" w:space="0"/>
+            <w:bottom w:val="none" w:color="DEE0E3" w:sz="0" w:space="0"/>
+            <w:right w:val="none" w:color="DEE0E3" w:sz="0" w:space="0"/>
+            <w:insideH w:val="none" w:color="DEE0E3" w:sz="0" w:space="0"/>
+            <w:insideV w:val="none" w:color="DEE0E3" w:sz="0" w:space="0"/>
+          </w:tblBorders>
+          <w:tblCellMar>
+            <w:top w:w="0" w:type="dxa"/>
+            <w:left w:w="10" w:type="dxa"/>
+            <w:bottom w:w="0" w:type="dxa"/>
+            <w:right w:w="10" w:type="dxa"/>
+          </w:tblCellMar>
+        </w:tblPrEx>
+        <w:trPr>
+          <w:trHeight w:val="0" w:hRule="atLeast"/>
+          <w:jc w:val="center"/>
+        </w:trPr>
+        <w:tc>
+          <w:tcPr>
+            <w:tcW w:w="722" w:type="dxa"/>
+            <w:tcBorders>
+              <w:top w:val="single" w:color="auto" w:sz="4" w:space="0"/>
+              <w:left w:val="single" w:color="auto" w:sz="12" w:space="0"/>
               <w:bottom w:val="single" w:color="auto" w:sz="12" w:space="0"/>
               <w:right w:val="nil"/>
             </w:tcBorders>
@@ -7418,9 +8407,17 @@
               <w:spacing w:line="240" w:lineRule="auto"/>
               <w:ind w:left="0" w:leftChars="0" w:right="0" w:rightChars="0" w:firstLine="0" w:firstLineChars="0"/>
               <w:jc w:val="center"/>
-            </w:pPr>
-            <w:r>
-              <w:t>2</w:t>
+              <w:rPr>
+                <w:rFonts w:hint="eastAsia" w:eastAsia="宋体"/>
+                <w:lang w:val="en-US" w:eastAsia="zh-CN"/>
+              </w:rPr>
+            </w:pPr>
+            <w:r>
+              <w:rPr>
+                <w:rFonts w:hint="eastAsia"/>
+                <w:lang w:val="en-US" w:eastAsia="zh-CN"/>
+              </w:rPr>
+              <w:t>6</w:t>
             </w:r>
           </w:p>
         </w:tc>
@@ -7433,6 +8430,7 @@
               <w:bottom w:val="single" w:color="auto" w:sz="12" w:space="0"/>
               <w:right w:val="nil"/>
             </w:tcBorders>
+            <w:shd w:val="clear" w:color="auto" w:fill="auto"/>
             <w:noWrap w:val="0"/>
             <w:tcMar>
               <w:top w:w="60" w:type="dxa"/>
@@ -7450,9 +8448,17 @@
               <w:spacing w:line="240" w:lineRule="auto"/>
               <w:ind w:left="0" w:leftChars="0" w:right="0" w:rightChars="0" w:firstLine="0" w:firstLineChars="0"/>
               <w:jc w:val="center"/>
-            </w:pPr>
-            <w:r>
-              <w:t>运维服务工具使用</w:t>
+              <w:rPr>
+                <w:rFonts w:hint="default"/>
+                <w:lang w:val="en-US" w:eastAsia="en-US"/>
+              </w:rPr>
+            </w:pPr>
+            <w:r>
+              <w:rPr>
+                <w:rFonts w:hint="default"/>
+                <w:lang w:val="en-US" w:eastAsia="zh-CN"/>
+              </w:rPr>
+              <w:t>运维服务知识管理</w:t>
             </w:r>
           </w:p>
         </w:tc>
@@ -7465,6 +8471,7 @@
               <w:bottom w:val="single" w:color="auto" w:sz="12" w:space="0"/>
               <w:right w:val="nil"/>
             </w:tcBorders>
+            <w:shd w:val="clear" w:color="auto" w:fill="auto"/>
             <w:noWrap w:val="0"/>
             <w:tcMar>
               <w:top w:w="60" w:type="dxa"/>
@@ -7482,9 +8489,17 @@
               <w:spacing w:line="240" w:lineRule="auto"/>
               <w:ind w:left="0" w:leftChars="0" w:right="0" w:rightChars="0" w:firstLine="0" w:firstLineChars="0"/>
               <w:jc w:val="center"/>
-            </w:pPr>
-            <w:r>
-              <w:t>运维部全员</w:t>
+              <w:rPr>
+                <w:rFonts w:hint="default"/>
+                <w:lang w:val="en-US" w:eastAsia="en-US"/>
+              </w:rPr>
+            </w:pPr>
+            <w:r>
+              <w:rPr>
+                <w:rFonts w:hint="default"/>
+                <w:lang w:val="en-US" w:eastAsia="zh-CN"/>
+              </w:rPr>
+              <w:t>全体运维人员</w:t>
             </w:r>
           </w:p>
         </w:tc>
@@ -7497,6 +8512,7 @@
               <w:bottom w:val="single" w:color="auto" w:sz="12" w:space="0"/>
               <w:right w:val="nil"/>
             </w:tcBorders>
+            <w:shd w:val="clear" w:color="auto" w:fill="auto"/>
             <w:noWrap w:val="0"/>
             <w:tcMar>
               <w:top w:w="60" w:type="dxa"/>
@@ -7513,9 +8529,17 @@
               <w:snapToGrid w:val="0"/>
               <w:spacing w:line="240" w:lineRule="auto"/>
               <w:ind w:left="0" w:leftChars="0" w:right="0" w:rightChars="0" w:firstLine="0" w:firstLineChars="0"/>
-              <w:jc w:val="left"/>
-            </w:pPr>
-            <w:r>
+              <w:jc w:val="center"/>
+              <w:rPr>
+                <w:rFonts w:hint="default"/>
+                <w:lang w:val="en-US" w:eastAsia="en-US"/>
+              </w:rPr>
+            </w:pPr>
+            <w:r>
+              <w:rPr>
+                <w:rFonts w:hint="default"/>
+                <w:lang w:val="en-US" w:eastAsia="zh-CN"/>
+              </w:rPr>
               <w:t>王朋</w:t>
             </w:r>
           </w:p>
@@ -7529,6 +8553,7 @@
               <w:bottom w:val="single" w:color="auto" w:sz="12" w:space="0"/>
               <w:right w:val="nil"/>
             </w:tcBorders>
+            <w:shd w:val="clear" w:color="auto" w:fill="auto"/>
             <w:noWrap w:val="0"/>
             <w:tcMar>
               <w:top w:w="60" w:type="dxa"/>
@@ -7546,9 +8571,17 @@
               <w:spacing w:line="240" w:lineRule="auto"/>
               <w:ind w:left="0" w:leftChars="0" w:right="0" w:rightChars="0" w:firstLine="0" w:firstLineChars="0"/>
               <w:jc w:val="center"/>
-            </w:pPr>
-            <w:r>
-              <w:t>1月</w:t>
+              <w:rPr>
+                <w:rFonts w:hint="default"/>
+                <w:lang w:val="en-US" w:eastAsia="en-US"/>
+              </w:rPr>
+            </w:pPr>
+            <w:r>
+              <w:rPr>
+                <w:rFonts w:hint="default"/>
+                <w:lang w:val="en-US" w:eastAsia="zh-CN"/>
+              </w:rPr>
+              <w:t>3月</w:t>
             </w:r>
           </w:p>
         </w:tc>
@@ -7592,7 +8625,17 @@
         <w:bidi w:val="0"/>
       </w:pPr>
       <w:r>
-        <w:t>截止2026年3月31日，计划内的2项培训已全部完成，培训课程达成率为100%。</w:t>
+        <w:t>截止2026年3月31日，计划内的</w:t>
+      </w:r>
+      <w:r>
+        <w:rPr>
+          <w:rFonts w:hint="eastAsia"/>
+          <w:lang w:val="en-US" w:eastAsia="zh-CN"/>
+        </w:rPr>
+        <w:t>6</w:t>
+      </w:r>
+      <w:r>
+        <w:t>项培训已全部完成，培训课程达成率为100%。</w:t>
       </w:r>
     </w:p>
     <w:p>
@@ -7602,7 +8645,7 @@
       </w:pPr>
       <w:bookmarkStart w:id="22" w:name="heading_11"/>
       <w:bookmarkStart w:id="23" w:name="_Toc8055"/>
-      <w:bookmarkStart w:id="24" w:name="_Toc18590"/>
+      <w:bookmarkStart w:id="24" w:name="_Toc27089"/>
       <w:r>
         <w:t>培训效果评估</w:t>
       </w:r>
@@ -7668,7 +8711,7 @@
           <w:lang w:val="en-US" w:eastAsia="zh-CN"/>
         </w:rPr>
       </w:pPr>
-      <w:bookmarkStart w:id="25" w:name="_Toc24940"/>
+      <w:bookmarkStart w:id="25" w:name="_Toc14620"/>
       <w:r>
         <w:rPr>
           <w:rFonts w:hint="eastAsia"/>
@@ -7683,9 +8726,9 @@
         <w:pStyle w:val="30"/>
         <w:bidi w:val="0"/>
       </w:pPr>
-      <w:bookmarkStart w:id="26" w:name="heading_14"/>
-      <w:bookmarkStart w:id="27" w:name="_Toc1246"/>
-      <w:bookmarkStart w:id="28" w:name="_Toc30093"/>
+      <w:bookmarkStart w:id="26" w:name="_Toc1246"/>
+      <w:bookmarkStart w:id="27" w:name="heading_14"/>
+      <w:bookmarkStart w:id="28" w:name="_Toc23046"/>
       <w:r>
         <w:t>备份计划执行情况</w:t>
       </w:r>
@@ -7716,9 +8759,9 @@
         <w:pStyle w:val="30"/>
         <w:bidi w:val="0"/>
       </w:pPr>
-      <w:bookmarkStart w:id="29" w:name="_Toc802"/>
-      <w:bookmarkStart w:id="30" w:name="heading_15"/>
-      <w:bookmarkStart w:id="31" w:name="_Toc21821"/>
+      <w:bookmarkStart w:id="29" w:name="heading_15"/>
+      <w:bookmarkStart w:id="30" w:name="_Toc802"/>
+      <w:bookmarkStart w:id="31" w:name="_Toc3350"/>
       <w:r>
         <w:t>备份完成情况</w:t>
       </w:r>
@@ -8230,7 +9273,7 @@
           <w:lang w:val="en-US" w:eastAsia="zh-CN"/>
         </w:rPr>
       </w:pPr>
-      <w:bookmarkStart w:id="32" w:name="_Toc31464"/>
+      <w:bookmarkStart w:id="32" w:name="_Toc11240"/>
       <w:r>
         <w:rPr>
           <w:rFonts w:hint="eastAsia"/>
@@ -8245,9 +9288,9 @@
         <w:pStyle w:val="30"/>
         <w:bidi w:val="0"/>
       </w:pPr>
-      <w:bookmarkStart w:id="33" w:name="_Toc26076"/>
-      <w:bookmarkStart w:id="34" w:name="heading_17"/>
-      <w:bookmarkStart w:id="35" w:name="_Toc12515"/>
+      <w:bookmarkStart w:id="33" w:name="heading_17"/>
+      <w:bookmarkStart w:id="34" w:name="_Toc26076"/>
+      <w:bookmarkStart w:id="35" w:name="_Toc31519"/>
       <w:r>
         <w:t>绩效考核执行情况</w:t>
       </w:r>
@@ -8595,7 +9638,7 @@
       </w:pPr>
       <w:bookmarkStart w:id="36" w:name="_Toc17276"/>
       <w:bookmarkStart w:id="37" w:name="heading_18"/>
-      <w:bookmarkStart w:id="38" w:name="_Toc31339"/>
+      <w:bookmarkStart w:id="38" w:name="_Toc20323"/>
       <w:r>
         <w:t>考核结果应用</w:t>
       </w:r>
@@ -8621,13 +9664,13 @@
           <w:lang w:val="en-US" w:eastAsia="zh-CN"/>
         </w:rPr>
       </w:pPr>
-      <w:bookmarkStart w:id="39" w:name="_Toc31260"/>
+      <w:bookmarkStart w:id="39" w:name="_Toc32264"/>
       <w:r>
         <w:rPr>
           <w:rFonts w:hint="eastAsia"/>
           <w:lang w:val="en-US" w:eastAsia="zh-CN"/>
         </w:rPr>
-        <w:t>绩效考核情况</w:t>
+        <w:t>技能评价情况</w:t>
       </w:r>
       <w:bookmarkEnd w:id="39"/>
     </w:p>
@@ -8701,7 +9744,7 @@
         <w:keepLines w:val="0"/>
         <w:widowControl w:val="0"/>
       </w:pPr>
-      <w:bookmarkStart w:id="40" w:name="_Toc18975"/>
+      <w:bookmarkStart w:id="40" w:name="_Toc23610"/>
       <w:r>
         <w:t>资源管理总结</w:t>
       </w:r>
@@ -8714,7 +9757,7 @@
         <w:keepLines w:val="0"/>
         <w:widowControl w:val="0"/>
       </w:pPr>
-      <w:bookmarkStart w:id="41" w:name="_Toc256"/>
+      <w:bookmarkStart w:id="41" w:name="_Toc32247"/>
       <w:r>
         <w:t>运维工具</w:t>
       </w:r>
@@ -8736,7 +9779,7 @@
         <w:keepLines w:val="0"/>
         <w:widowControl w:val="0"/>
       </w:pPr>
-      <w:bookmarkStart w:id="42" w:name="_Toc27407"/>
+      <w:bookmarkStart w:id="42" w:name="_Toc13239"/>
       <w:r>
         <w:t>服务台建设</w:t>
       </w:r>
@@ -8758,7 +9801,7 @@
         <w:keepLines w:val="0"/>
         <w:widowControl w:val="0"/>
       </w:pPr>
-      <w:bookmarkStart w:id="43" w:name="_Toc13948"/>
+      <w:bookmarkStart w:id="43" w:name="_Toc4548"/>
       <w:r>
         <w:t>备品备件</w:t>
       </w:r>
@@ -8780,7 +9823,7 @@
         <w:keepLines w:val="0"/>
         <w:widowControl w:val="0"/>
       </w:pPr>
-      <w:bookmarkStart w:id="44" w:name="_Toc22100"/>
+      <w:bookmarkStart w:id="44" w:name="_Toc18724"/>
       <w:r>
         <w:rPr>
           <w:rFonts w:hint="eastAsia"/>
@@ -8809,7 +9852,7 @@
           <w:lang w:eastAsia="zh-CN"/>
         </w:rPr>
       </w:pPr>
-      <w:bookmarkStart w:id="45" w:name="_Toc21407"/>
+      <w:bookmarkStart w:id="45" w:name="_Toc26"/>
       <w:r>
         <w:rPr>
           <w:rFonts w:hint="eastAsia"/>
@@ -8841,7 +9884,7 @@
           <w:lang w:eastAsia="zh-CN"/>
         </w:rPr>
       </w:pPr>
-      <w:bookmarkStart w:id="46" w:name="_Toc23478"/>
+      <w:bookmarkStart w:id="46" w:name="_Toc3814"/>
       <w:r>
         <w:rPr>
           <w:rFonts w:hint="eastAsia"/>
@@ -8870,7 +9913,7 @@
         <w:keepLines w:val="0"/>
         <w:widowControl w:val="0"/>
       </w:pPr>
-      <w:bookmarkStart w:id="47" w:name="_Toc16443"/>
+      <w:bookmarkStart w:id="47" w:name="_Toc9897"/>
       <w:r>
         <w:t>技术研发成果总结</w:t>
       </w:r>
@@ -8882,7 +9925,7 @@
         <w:bidi w:val="0"/>
       </w:pPr>
       <w:bookmarkStart w:id="48" w:name="_Toc5515"/>
-      <w:bookmarkStart w:id="49" w:name="_Toc26174"/>
+      <w:bookmarkStart w:id="49" w:name="_Toc13663"/>
       <w:r>
         <w:t>运维管理平台功能优化</w:t>
       </w:r>
@@ -8896,7 +9939,7 @@
       </w:pPr>
       <w:bookmarkStart w:id="50" w:name="_Toc15766"/>
       <w:bookmarkStart w:id="51" w:name="heading_8"/>
-      <w:bookmarkStart w:id="52" w:name="_Toc23469"/>
+      <w:bookmarkStart w:id="52" w:name="_Toc24561"/>
       <w:r>
         <w:t>第一季度完成工作</w:t>
       </w:r>
@@ -9026,9 +10069,9 @@
         <w:pStyle w:val="30"/>
         <w:bidi w:val="0"/>
       </w:pPr>
-      <w:bookmarkStart w:id="53" w:name="_Toc11231"/>
-      <w:bookmarkStart w:id="54" w:name="heading_9"/>
-      <w:bookmarkStart w:id="55" w:name="_Toc24169"/>
+      <w:bookmarkStart w:id="53" w:name="heading_9"/>
+      <w:bookmarkStart w:id="54" w:name="_Toc11231"/>
+      <w:bookmarkStart w:id="55" w:name="_Toc4621"/>
       <w:r>
         <w:t>进度符合性</w:t>
       </w:r>
@@ -9796,7 +10839,7 @@
         <w:bidi w:val="0"/>
       </w:pPr>
       <w:bookmarkStart w:id="56" w:name="_Toc5882"/>
-      <w:bookmarkStart w:id="57" w:name="_Toc8393"/>
+      <w:bookmarkStart w:id="57" w:name="_Toc1139"/>
       <w:r>
         <w:t>监控告警平台升级</w:t>
       </w:r>
@@ -9809,7 +10852,7 @@
         <w:bidi w:val="0"/>
       </w:pPr>
       <w:bookmarkStart w:id="58" w:name="_Toc14389"/>
-      <w:bookmarkStart w:id="59" w:name="_Toc24285"/>
+      <w:bookmarkStart w:id="59" w:name="_Toc30850"/>
       <w:r>
         <w:t>第一季度完成工作</w:t>
       </w:r>
@@ -9883,7 +10926,7 @@
       </w:pPr>
       <w:bookmarkStart w:id="60" w:name="heading_12"/>
       <w:bookmarkStart w:id="61" w:name="_Toc24463"/>
-      <w:bookmarkStart w:id="62" w:name="_Toc9787"/>
+      <w:bookmarkStart w:id="62" w:name="_Toc19011"/>
       <w:r>
         <w:t>进度符合性</w:t>
       </w:r>
@@ -9907,7 +10950,7 @@
       </w:pPr>
       <w:bookmarkStart w:id="63" w:name="heading_13"/>
       <w:bookmarkStart w:id="64" w:name="_Toc28757"/>
-      <w:bookmarkStart w:id="65" w:name="_Toc22471"/>
+      <w:bookmarkStart w:id="65" w:name="_Toc23585"/>
       <w:r>
         <w:t>技术手册研发进度</w:t>
       </w:r>
@@ -9974,12 +11017,6 @@
       <w:r>
         <w:t>具体进度如下：</w:t>
       </w:r>
-    </w:p>
-    <w:p>
-      <w:pPr>
-        <w:pStyle w:val="28"/>
-        <w:bidi w:val="0"/>
-      </w:pPr>
     </w:p>
     <w:tbl>
       <w:tblPr>
@@ -10799,7 +11836,7 @@
         <w:bidi w:val="0"/>
       </w:pPr>
       <w:bookmarkStart w:id="66" w:name="_Toc29110"/>
-      <w:bookmarkStart w:id="67" w:name="_Toc18140"/>
+      <w:bookmarkStart w:id="67" w:name="_Toc7764"/>
       <w:r>
         <w:t>新技术储备</w:t>
       </w:r>
@@ -10830,7 +11867,7 @@
         <w:bidi w:val="0"/>
       </w:pPr>
       <w:bookmarkStart w:id="68" w:name="_Toc14823"/>
-      <w:bookmarkStart w:id="69" w:name="_Toc24156"/>
+      <w:bookmarkStart w:id="69" w:name="_Toc2248"/>
       <w:r>
         <w:t>自动化运维技术</w:t>
       </w:r>
@@ -10871,7 +11908,7 @@
         <w:bidi w:val="0"/>
       </w:pPr>
       <w:bookmarkStart w:id="70" w:name="_Toc1537"/>
-      <w:bookmarkStart w:id="71" w:name="_Toc22992"/>
+      <w:bookmarkStart w:id="71" w:name="_Toc11506"/>
       <w:r>
         <w:t>容器化与云原生技术</w:t>
       </w:r>
@@ -10912,7 +11949,7 @@
         <w:bidi w:val="0"/>
       </w:pPr>
       <w:bookmarkStart w:id="72" w:name="_Toc22177"/>
-      <w:bookmarkStart w:id="73" w:name="_Toc4357"/>
+      <w:bookmarkStart w:id="73" w:name="_Toc29139"/>
       <w:r>
         <w:t>AIOps智能运维</w:t>
       </w:r>
@@ -10962,7 +11999,7 @@
         <w:bidi w:val="0"/>
       </w:pPr>
       <w:bookmarkStart w:id="74" w:name="_Toc7468"/>
-      <w:bookmarkStart w:id="75" w:name="_Toc24677"/>
+      <w:bookmarkStart w:id="75" w:name="_Toc15175"/>
       <w:r>
         <w:t>研发经费执行情况</w:t>
       </w:r>
@@ -11823,7 +12860,7 @@
       </w:pPr>
       <w:bookmarkStart w:id="76" w:name="bookmark34"/>
       <w:bookmarkEnd w:id="76"/>
-      <w:bookmarkStart w:id="77" w:name="_Toc32316"/>
+      <w:bookmarkStart w:id="77" w:name="_Toc21012"/>
       <w:r>
         <w:t>过程管理报告</w:t>
       </w:r>
@@ -11839,7 +12876,7 @@
           <w:lang w:eastAsia="zh-CN"/>
         </w:rPr>
       </w:pPr>
-      <w:bookmarkStart w:id="78" w:name="_Toc4"/>
+      <w:bookmarkStart w:id="78" w:name="_Toc16869"/>
       <w:r>
         <w:rPr>
           <w:rFonts w:hint="eastAsia"/>
@@ -11851,19 +12888,6 @@
     </w:p>
     <w:p>
       <w:pPr>
-        <w:pStyle w:val="29"/>
-        <w:keepNext w:val="0"/>
-        <w:keepLines w:val="0"/>
-        <w:widowControl w:val="0"/>
-      </w:pPr>
-      <w:bookmarkStart w:id="79" w:name="_Toc11059"/>
-      <w:r>
-        <w:t>服务级别管理</w:t>
-      </w:r>
-      <w:bookmarkEnd w:id="79"/>
-    </w:p>
-    <w:p>
-      <w:pPr>
         <w:pStyle w:val="28"/>
         <w:bidi w:val="0"/>
         <w:rPr>
@@ -11871,13 +12895,8 @@
         </w:rPr>
       </w:pPr>
       <w:r>
-        <w:t>第一季度SLA达成率为100%，满足≥90%的目标要求。服务级别管理程序持续优化执行。</w:t>
-      </w:r>
-    </w:p>
-    <w:p>
-      <w:pPr>
-        <w:pStyle w:val="28"/>
-      </w:pPr>
+        <w:t>第一季度过程框架运行正常，各过程按计划执行。过程框架评价计划于下半年开展。</w:t>
+      </w:r>
     </w:p>
     <w:p>
       <w:pPr>
@@ -11886,55 +12905,11 @@
         <w:keepLines w:val="0"/>
         <w:widowControl w:val="0"/>
       </w:pPr>
-      <w:bookmarkStart w:id="80" w:name="_Toc4290"/>
-      <w:r>
-        <w:t>服务报告管理</w:t>
-      </w:r>
-      <w:bookmarkEnd w:id="80"/>
-    </w:p>
-    <w:p>
-      <w:pPr>
-        <w:pStyle w:val="28"/>
-        <w:bidi w:val="0"/>
-      </w:pPr>
-      <w:r>
-        <w:t>第一季度服务报告交付及时率为100%（1-3月均为100%），满足≥90%的目标要求。</w:t>
-      </w:r>
-    </w:p>
-    <w:p>
-      <w:pPr>
-        <w:pStyle w:val="29"/>
-        <w:keepNext w:val="0"/>
-        <w:keepLines w:val="0"/>
-        <w:widowControl w:val="0"/>
-      </w:pPr>
-      <w:bookmarkStart w:id="81" w:name="_Toc175"/>
-      <w:r>
-        <w:t>事件管理</w:t>
-      </w:r>
-      <w:bookmarkEnd w:id="81"/>
-    </w:p>
-    <w:p>
-      <w:pPr>
-        <w:pStyle w:val="28"/>
-        <w:bidi w:val="0"/>
-      </w:pPr>
-      <w:r>
-        <w:t>第一季度事件解决率和事件按时解决率均为100%，事件回访及时率为100%，均满足≥95%的目标要求。</w:t>
-      </w:r>
-    </w:p>
-    <w:p>
-      <w:pPr>
-        <w:pStyle w:val="29"/>
-        <w:keepNext w:val="0"/>
-        <w:keepLines w:val="0"/>
-        <w:widowControl w:val="0"/>
-      </w:pPr>
-      <w:bookmarkStart w:id="82" w:name="_Toc3402"/>
-      <w:r>
-        <w:t>问题管理</w:t>
-      </w:r>
-      <w:bookmarkEnd w:id="82"/>
+      <w:bookmarkStart w:id="79" w:name="_Toc27831"/>
+      <w:r>
+        <w:t>服务级别管理</w:t>
+      </w:r>
+      <w:bookmarkEnd w:id="79"/>
     </w:p>
     <w:p>
       <w:pPr>
@@ -11945,7 +12920,7 @@
         </w:rPr>
       </w:pPr>
       <w:r>
-        <w:t>第一季度问题解决率为100%，满足≥85%的目标要求。</w:t>
+        <w:t>第一季度SLA达成率为100%，满足≥90%的目标要求。服务级别管理程序持续优化执行。</w:t>
       </w:r>
     </w:p>
     <w:p>
@@ -11955,7 +12930,76 @@
         <w:keepLines w:val="0"/>
         <w:widowControl w:val="0"/>
       </w:pPr>
-      <w:bookmarkStart w:id="83" w:name="_Toc22465"/>
+      <w:bookmarkStart w:id="80" w:name="_Toc30881"/>
+      <w:r>
+        <w:t>服务报告管理</w:t>
+      </w:r>
+      <w:bookmarkEnd w:id="80"/>
+    </w:p>
+    <w:p>
+      <w:pPr>
+        <w:pStyle w:val="28"/>
+        <w:bidi w:val="0"/>
+      </w:pPr>
+      <w:r>
+        <w:t>第一季度服务报告交付及时率为100%（1-3月均为100%），满足≥90%的目标要求。</w:t>
+      </w:r>
+    </w:p>
+    <w:p>
+      <w:pPr>
+        <w:pStyle w:val="29"/>
+        <w:keepNext w:val="0"/>
+        <w:keepLines w:val="0"/>
+        <w:widowControl w:val="0"/>
+      </w:pPr>
+      <w:bookmarkStart w:id="81" w:name="_Toc32306"/>
+      <w:r>
+        <w:t>事件管理</w:t>
+      </w:r>
+      <w:bookmarkEnd w:id="81"/>
+    </w:p>
+    <w:p>
+      <w:pPr>
+        <w:pStyle w:val="28"/>
+        <w:bidi w:val="0"/>
+      </w:pPr>
+      <w:r>
+        <w:t>第一季度事件解决率和事件按时解决率均为100%，事件回访及时率为100%，均满足≥95%的目标要求。</w:t>
+      </w:r>
+    </w:p>
+    <w:p>
+      <w:pPr>
+        <w:pStyle w:val="29"/>
+        <w:keepNext w:val="0"/>
+        <w:keepLines w:val="0"/>
+        <w:widowControl w:val="0"/>
+      </w:pPr>
+      <w:bookmarkStart w:id="82" w:name="_Toc17989"/>
+      <w:r>
+        <w:t>问题管理</w:t>
+      </w:r>
+      <w:bookmarkEnd w:id="82"/>
+    </w:p>
+    <w:p>
+      <w:pPr>
+        <w:pStyle w:val="28"/>
+        <w:bidi w:val="0"/>
+        <w:rPr>
+          <w:lang w:eastAsia="zh-CN"/>
+        </w:rPr>
+      </w:pPr>
+      <w:r>
+        <w:t>第一季度问题解决率为100%，满足≥85%的目标要求。</w:t>
+      </w:r>
+    </w:p>
+    <w:p>
+      <w:pPr>
+        <w:pStyle w:val="29"/>
+        <w:keepNext w:val="0"/>
+        <w:keepLines w:val="0"/>
+        <w:widowControl w:val="0"/>
+      </w:pPr>
+      <w:bookmarkStart w:id="83" w:name="_Toc9638"/>
       <w:r>
         <w:t>变更管理</w:t>
       </w:r>
@@ -11982,7 +13026,7 @@
         <w:keepLines w:val="0"/>
         <w:widowControl w:val="0"/>
       </w:pPr>
-      <w:bookmarkStart w:id="84" w:name="_Toc22325"/>
+      <w:bookmarkStart w:id="84" w:name="_Toc23272"/>
       <w:r>
         <w:t>发布</w:t>
       </w:r>
@@ -12016,7 +13060,7 @@
         <w:keepLines w:val="0"/>
         <w:widowControl w:val="0"/>
       </w:pPr>
-      <w:bookmarkStart w:id="85" w:name="_Toc27970"/>
+      <w:bookmarkStart w:id="85" w:name="_Toc4704"/>
       <w:r>
         <w:t>配置管理</w:t>
       </w:r>
@@ -12046,7 +13090,7 @@
           <w:lang w:eastAsia="zh-CN"/>
         </w:rPr>
       </w:pPr>
-      <w:bookmarkStart w:id="86" w:name="_Toc6926"/>
+      <w:bookmarkStart w:id="86" w:name="_Toc12780"/>
       <w:r>
         <w:rPr>
           <w:rFonts w:hint="eastAsia"/>
@@ -12080,7 +13124,7 @@
           <w:lang w:eastAsia="zh-CN"/>
         </w:rPr>
       </w:pPr>
-      <w:bookmarkStart w:id="87" w:name="_Toc31297"/>
+      <w:bookmarkStart w:id="87" w:name="_Toc24161"/>
       <w:r>
         <w:rPr>
           <w:rFonts w:hint="eastAsia"/>
@@ -12111,7 +13155,7 @@
         <w:keepLines w:val="0"/>
         <w:widowControl w:val="0"/>
       </w:pPr>
-      <w:bookmarkStart w:id="88" w:name="_Toc14741"/>
+      <w:bookmarkStart w:id="88" w:name="_Toc24809"/>
       <w:r>
         <w:t>信息安全管理</w:t>
       </w:r>
@@ -12138,7 +13182,7 @@
         <w:keepLines w:val="0"/>
         <w:widowControl w:val="0"/>
       </w:pPr>
-      <w:bookmarkStart w:id="89" w:name="_Toc24767"/>
+      <w:bookmarkStart w:id="89" w:name="_Toc1549"/>
       <w:r>
         <w:t>过程管理 KPI 统计</w:t>
       </w:r>
@@ -12146,21 +13190,15 @@
     </w:p>
     <w:p>
       <w:pPr>
-        <w:pStyle w:val="12"/>
-        <w:widowControl w:val="0"/>
-        <w:ind w:firstLine="480" w:firstLineChars="200"/>
+        <w:pStyle w:val="28"/>
+        <w:bidi w:val="0"/>
         <w:rPr>
-          <w:rFonts w:ascii="宋体" w:hAnsi="宋体" w:eastAsia="宋体" w:cs="宋体"/>
-          <w:sz w:val="24"/>
-          <w:szCs w:val="24"/>
           <w:lang w:eastAsia="zh-CN"/>
         </w:rPr>
       </w:pPr>
       <w:r>
         <w:rPr>
-          <w:rFonts w:hint="eastAsia" w:ascii="宋体" w:hAnsi="宋体" w:eastAsia="宋体" w:cs="宋体"/>
-          <w:sz w:val="24"/>
-          <w:szCs w:val="24"/>
+          <w:rFonts w:hint="eastAsia"/>
           <w:lang w:eastAsia="zh-CN"/>
         </w:rPr>
         <w:t>详见《运维服务能力管理指标达成情况》</w:t>
@@ -12173,7 +13211,7 @@
         <w:keepLines w:val="0"/>
         <w:widowControl w:val="0"/>
       </w:pPr>
-      <w:bookmarkStart w:id="90" w:name="_Toc2048"/>
+      <w:bookmarkStart w:id="90" w:name="_Toc794"/>
       <w:r>
         <w:t>交付管理</w:t>
       </w:r>
@@ -12207,7 +13245,7 @@
         <w:keepLines w:val="0"/>
         <w:widowControl w:val="0"/>
       </w:pPr>
-      <w:bookmarkStart w:id="91" w:name="_Toc5998"/>
+      <w:bookmarkStart w:id="91" w:name="_Toc11894"/>
       <w:r>
         <w:t>应急响应</w:t>
       </w:r>
@@ -12235,7 +13273,7 @@
         <w:keepLines w:val="0"/>
         <w:widowControl w:val="0"/>
       </w:pPr>
-      <w:bookmarkStart w:id="92" w:name="_Toc1859"/>
+      <w:bookmarkStart w:id="92" w:name="_Toc19717"/>
       <w:r>
         <w:t>质量管理</w:t>
       </w:r>
@@ -12250,7 +13288,7 @@
       </w:pPr>
       <w:bookmarkStart w:id="93" w:name="bookmark36"/>
       <w:bookmarkEnd w:id="93"/>
-      <w:bookmarkStart w:id="94" w:name="_Toc5202"/>
+      <w:bookmarkStart w:id="94" w:name="_Toc14048"/>
       <w:r>
         <w:t>内审</w:t>
       </w:r>
@@ -12258,86 +13296,20 @@
     </w:p>
     <w:p>
       <w:pPr>
-        <w:pStyle w:val="12"/>
+        <w:pStyle w:val="28"/>
+        <w:keepNext w:val="0"/>
+        <w:keepLines w:val="0"/>
+        <w:pageBreakBefore w:val="0"/>
         <w:widowControl w:val="0"/>
-        <w:spacing w:before="291" w:line="371" w:lineRule="auto"/>
-        <w:ind w:left="37" w:right="224" w:firstLine="480"/>
-        <w:jc w:val="both"/>
-        <w:rPr>
-          <w:rFonts w:ascii="宋体" w:hAnsi="宋体" w:eastAsia="宋体" w:cs="宋体"/>
-          <w:sz w:val="24"/>
-          <w:szCs w:val="24"/>
-          <w:lang w:eastAsia="zh-CN"/>
-        </w:rPr>
-      </w:pPr>
-      <w:r>
-        <w:rPr>
-          <w:rFonts w:ascii="宋体" w:hAnsi="宋体" w:eastAsia="宋体" w:cs="宋体"/>
-          <w:sz w:val="24"/>
-          <w:szCs w:val="24"/>
-        </w:rPr>
-        <w:t>于202</w:t>
-      </w:r>
-      <w:r>
-        <w:rPr>
-          <w:rFonts w:hint="eastAsia" w:ascii="宋体" w:hAnsi="宋体" w:eastAsia="宋体" w:cs="宋体"/>
-          <w:sz w:val="24"/>
-          <w:szCs w:val="24"/>
-          <w:lang w:eastAsia="zh-CN"/>
-        </w:rPr>
-        <w:t>5</w:t>
-      </w:r>
-      <w:r>
-        <w:rPr>
-          <w:rFonts w:ascii="宋体" w:hAnsi="宋体" w:eastAsia="宋体" w:cs="宋体"/>
-          <w:sz w:val="24"/>
-          <w:szCs w:val="24"/>
-        </w:rPr>
-        <w:t>年</w:t>
-      </w:r>
-      <w:r>
-        <w:rPr>
-          <w:rFonts w:hint="eastAsia" w:ascii="宋体" w:hAnsi="宋体" w:eastAsia="宋体" w:cs="宋体"/>
-          <w:sz w:val="24"/>
-          <w:szCs w:val="24"/>
-          <w:lang w:eastAsia="zh-CN"/>
-        </w:rPr>
-        <w:t>1</w:t>
-      </w:r>
-      <w:r>
-        <w:rPr>
-          <w:rFonts w:hint="eastAsia" w:ascii="宋体" w:hAnsi="宋体" w:eastAsia="宋体" w:cs="宋体"/>
-          <w:sz w:val="24"/>
-          <w:szCs w:val="24"/>
-          <w:lang w:val="en-US" w:eastAsia="zh-CN"/>
-        </w:rPr>
-        <w:t>2月15</w:t>
-      </w:r>
-      <w:r>
-        <w:rPr>
-          <w:rFonts w:hint="eastAsia" w:ascii="宋体" w:hAnsi="宋体" w:eastAsia="宋体" w:cs="宋体"/>
-          <w:sz w:val="24"/>
-          <w:szCs w:val="24"/>
-          <w:lang w:eastAsia="zh-CN"/>
-        </w:rPr>
-        <w:t>、16日</w:t>
-      </w:r>
-      <w:r>
-        <w:rPr>
-          <w:rFonts w:ascii="宋体" w:hAnsi="宋体" w:eastAsia="宋体" w:cs="宋体"/>
-          <w:sz w:val="24"/>
-          <w:szCs w:val="24"/>
-        </w:rPr>
-        <w:t>进行内审工作</w:t>
-      </w:r>
-      <w:r>
-        <w:rPr>
-          <w:rFonts w:hint="eastAsia" w:ascii="宋体" w:hAnsi="宋体" w:eastAsia="宋体" w:cs="宋体"/>
-          <w:sz w:val="24"/>
-          <w:szCs w:val="24"/>
-          <w:lang w:eastAsia="zh-CN"/>
-        </w:rPr>
-        <w:t>，发现在服务知识方面缺少服务知识评审记录，并要求运维部进行整改。由质量部进行跟进，已经于16日整改完成。</w:t>
+        <w:wordWrap/>
+        <w:overflowPunct/>
+        <w:topLinePunct w:val="0"/>
+        <w:autoSpaceDE w:val="0"/>
+        <w:autoSpaceDN w:val="0"/>
+        <w:bidi w:val="0"/>
+      </w:pPr>
+      <w:r>
+        <w:t>根据2026年度质量管理计划，内部评审计划于2026年12月进行，目前尚未开展。公司将在2026年12月组织内审活动，对运维服务能力体系的运行情况进行全面审核，届时将形成内部审核报告。</w:t>
       </w:r>
     </w:p>
     <w:p>
@@ -12347,7 +13319,7 @@
         <w:keepLines w:val="0"/>
         <w:widowControl w:val="0"/>
       </w:pPr>
-      <w:bookmarkStart w:id="95" w:name="_Toc29359"/>
+      <w:bookmarkStart w:id="95" w:name="_Toc29290"/>
       <w:r>
         <w:t>管理评审</w:t>
       </w:r>
@@ -12355,102 +13327,20 @@
     </w:p>
     <w:p>
       <w:pPr>
-        <w:pStyle w:val="12"/>
+        <w:pStyle w:val="28"/>
+        <w:keepNext w:val="0"/>
+        <w:keepLines w:val="0"/>
+        <w:pageBreakBefore w:val="0"/>
         <w:widowControl w:val="0"/>
-        <w:spacing w:before="277" w:line="374" w:lineRule="auto"/>
-        <w:ind w:left="44" w:right="24" w:firstLine="475"/>
-        <w:jc w:val="both"/>
-        <w:rPr>
-          <w:rFonts w:ascii="宋体" w:hAnsi="宋体" w:eastAsia="宋体" w:cs="宋体"/>
-          <w:spacing w:val="-1"/>
-          <w:sz w:val="24"/>
-          <w:szCs w:val="24"/>
-          <w:lang w:eastAsia="zh-CN"/>
-        </w:rPr>
-      </w:pPr>
-      <w:r>
-        <w:rPr>
-          <w:rFonts w:ascii="宋体" w:hAnsi="宋体" w:eastAsia="宋体" w:cs="宋体"/>
-          <w:spacing w:val="-1"/>
-          <w:sz w:val="24"/>
-          <w:szCs w:val="24"/>
-        </w:rPr>
-        <w:t>于202</w:t>
-      </w:r>
-      <w:r>
-        <w:rPr>
-          <w:rFonts w:hint="eastAsia" w:ascii="宋体" w:hAnsi="宋体" w:eastAsia="宋体" w:cs="宋体"/>
-          <w:spacing w:val="-1"/>
-          <w:sz w:val="24"/>
-          <w:szCs w:val="24"/>
-          <w:lang w:eastAsia="zh-CN"/>
-        </w:rPr>
-        <w:t>5</w:t>
-      </w:r>
-      <w:r>
-        <w:rPr>
-          <w:rFonts w:ascii="宋体" w:hAnsi="宋体" w:eastAsia="宋体" w:cs="宋体"/>
-          <w:spacing w:val="-1"/>
-          <w:sz w:val="24"/>
-          <w:szCs w:val="24"/>
-        </w:rPr>
-        <w:t>年</w:t>
-      </w:r>
-      <w:r>
-        <w:rPr>
-          <w:rFonts w:hint="eastAsia" w:ascii="宋体" w:hAnsi="宋体" w:eastAsia="宋体" w:cs="宋体"/>
-          <w:spacing w:val="-1"/>
-          <w:sz w:val="24"/>
-          <w:szCs w:val="24"/>
-          <w:lang w:eastAsia="zh-CN"/>
-        </w:rPr>
-        <w:t>12</w:t>
-      </w:r>
-      <w:r>
-        <w:rPr>
-          <w:rFonts w:ascii="宋体" w:hAnsi="宋体" w:eastAsia="宋体" w:cs="宋体"/>
-          <w:spacing w:val="-1"/>
-          <w:sz w:val="24"/>
-          <w:szCs w:val="24"/>
-        </w:rPr>
-        <w:t>月</w:t>
-      </w:r>
-      <w:r>
-        <w:rPr>
-          <w:rFonts w:hint="eastAsia" w:ascii="宋体" w:hAnsi="宋体" w:eastAsia="宋体" w:cs="宋体"/>
-          <w:spacing w:val="-1"/>
-          <w:sz w:val="24"/>
-          <w:szCs w:val="24"/>
-          <w:lang w:eastAsia="zh-CN"/>
-        </w:rPr>
-        <w:t>20日</w:t>
-      </w:r>
-      <w:r>
-        <w:rPr>
-          <w:rFonts w:ascii="宋体" w:hAnsi="宋体" w:eastAsia="宋体" w:cs="宋体"/>
-          <w:spacing w:val="-1"/>
-          <w:sz w:val="24"/>
-          <w:szCs w:val="24"/>
-        </w:rPr>
-        <w:t>进行</w:t>
-      </w:r>
-      <w:r>
-        <w:rPr>
-          <w:rFonts w:hint="eastAsia" w:ascii="宋体" w:hAnsi="宋体" w:eastAsia="宋体" w:cs="宋体"/>
-          <w:spacing w:val="-1"/>
-          <w:sz w:val="24"/>
-          <w:szCs w:val="24"/>
-          <w:lang w:eastAsia="zh-CN"/>
-        </w:rPr>
-        <w:t>管评工作。</w:t>
-      </w:r>
-      <w:r>
-        <w:rPr>
-          <w:rFonts w:ascii="宋体" w:hAnsi="宋体" w:eastAsia="宋体" w:cs="宋体"/>
-          <w:sz w:val="24"/>
-          <w:szCs w:val="24"/>
-        </w:rPr>
-        <w:t>全面的总结了公司运维能力体系的运行情况，肯定了2025年质量管理体系运行的适宜性、有效性。通过这次管理评审，总结了经验，将更有力的推动公司持续发展。</w:t>
+        <w:wordWrap/>
+        <w:overflowPunct/>
+        <w:topLinePunct w:val="0"/>
+        <w:autoSpaceDE w:val="0"/>
+        <w:autoSpaceDN w:val="0"/>
+        <w:bidi w:val="0"/>
+      </w:pPr>
+      <w:r>
+        <w:t>根据2026年度质量管理计划，管理评审计划于2026年12月进行，在内部评审完成后组织实施，目前尚未开展。届时将基于内审结果、KPI达成情况、客户满意度调查结果等输入材料，对运维服务体系的适宜性、充分性和有效性进行评价。</w:t>
       </w:r>
     </w:p>
     <w:p>
@@ -12460,7 +13350,7 @@
         <w:keepLines w:val="0"/>
         <w:widowControl w:val="0"/>
       </w:pPr>
-      <w:bookmarkStart w:id="96" w:name="_Toc13678"/>
+      <w:bookmarkStart w:id="96" w:name="_Toc14184"/>
       <w:r>
         <w:t>客户满意度调查</w:t>
       </w:r>
@@ -12468,365 +13358,11 @@
     </w:p>
     <w:p>
       <w:pPr>
-        <w:pStyle w:val="12"/>
-        <w:widowControl w:val="0"/>
-        <w:spacing w:before="277" w:line="374" w:lineRule="auto"/>
-        <w:ind w:left="44" w:right="24" w:firstLine="475"/>
-        <w:jc w:val="both"/>
-        <w:rPr>
-          <w:rFonts w:ascii="宋体" w:hAnsi="宋体" w:eastAsia="宋体" w:cs="宋体"/>
-          <w:sz w:val="24"/>
-          <w:szCs w:val="24"/>
-        </w:rPr>
-      </w:pPr>
-      <w:r>
-        <w:rPr>
-          <w:rFonts w:ascii="宋体" w:hAnsi="宋体" w:eastAsia="宋体" w:cs="宋体"/>
-          <w:spacing w:val="-1"/>
-          <w:sz w:val="24"/>
-          <w:szCs w:val="24"/>
-        </w:rPr>
-        <w:t>本年对客户满意度调查表发放及收集，质量部于</w:t>
-      </w:r>
-      <w:r>
-        <w:rPr>
-          <w:spacing w:val="-1"/>
-          <w:sz w:val="24"/>
-          <w:szCs w:val="24"/>
-        </w:rPr>
-        <w:t>202</w:t>
-      </w:r>
-      <w:r>
-        <w:rPr>
-          <w:rFonts w:hint="eastAsia" w:eastAsia="宋体"/>
-          <w:spacing w:val="-1"/>
-          <w:sz w:val="24"/>
-          <w:szCs w:val="24"/>
-          <w:lang w:eastAsia="zh-CN"/>
-        </w:rPr>
-        <w:t>5</w:t>
-      </w:r>
-      <w:r>
-        <w:rPr>
-          <w:spacing w:val="-1"/>
-          <w:sz w:val="24"/>
-          <w:szCs w:val="24"/>
-        </w:rPr>
-        <w:t xml:space="preserve"> </w:t>
-      </w:r>
-      <w:r>
-        <w:rPr>
-          <w:rFonts w:ascii="宋体" w:hAnsi="宋体" w:eastAsia="宋体" w:cs="宋体"/>
-          <w:spacing w:val="-1"/>
-          <w:sz w:val="24"/>
-          <w:szCs w:val="24"/>
-        </w:rPr>
-        <w:t>年</w:t>
-      </w:r>
-      <w:r>
-        <w:rPr>
-          <w:rFonts w:hint="eastAsia" w:ascii="宋体" w:hAnsi="宋体" w:eastAsia="宋体" w:cs="宋体"/>
-          <w:spacing w:val="-1"/>
-          <w:sz w:val="24"/>
-          <w:szCs w:val="24"/>
-          <w:lang w:eastAsia="zh-CN"/>
-        </w:rPr>
-        <w:t>12</w:t>
-      </w:r>
-      <w:r>
-        <w:rPr>
-          <w:rFonts w:ascii="宋体" w:hAnsi="宋体" w:eastAsia="宋体" w:cs="宋体"/>
-          <w:spacing w:val="-1"/>
-          <w:sz w:val="24"/>
-          <w:szCs w:val="24"/>
-        </w:rPr>
-        <w:t>月整理和</w:t>
-      </w:r>
-      <w:r>
-        <w:rPr>
-          <w:rFonts w:ascii="宋体" w:hAnsi="宋体" w:eastAsia="宋体" w:cs="宋体"/>
-          <w:spacing w:val="-2"/>
-          <w:sz w:val="24"/>
-          <w:szCs w:val="24"/>
-        </w:rPr>
-        <w:t>分析调查结果，对已统计的用户满意度调查问卷结果进行分析，客户满</w:t>
-      </w:r>
-      <w:r>
-        <w:rPr>
-          <w:rFonts w:ascii="宋体" w:hAnsi="宋体" w:eastAsia="宋体" w:cs="宋体"/>
-          <w:spacing w:val="-3"/>
-          <w:sz w:val="24"/>
-          <w:szCs w:val="24"/>
-        </w:rPr>
-        <w:t>意度调查表发放</w:t>
-      </w:r>
-      <w:r>
-        <w:rPr>
-          <w:rFonts w:hint="eastAsia" w:eastAsia="宋体"/>
-          <w:spacing w:val="-3"/>
-          <w:sz w:val="24"/>
-          <w:szCs w:val="24"/>
-          <w:lang w:eastAsia="zh-CN"/>
-        </w:rPr>
-        <w:t>6</w:t>
-      </w:r>
-      <w:r>
-        <w:rPr>
-          <w:rFonts w:ascii="宋体" w:hAnsi="宋体" w:eastAsia="宋体" w:cs="宋体"/>
-          <w:spacing w:val="-3"/>
-          <w:sz w:val="24"/>
-          <w:szCs w:val="24"/>
-        </w:rPr>
-        <w:t>份，</w:t>
-      </w:r>
-      <w:r>
-        <w:rPr>
-          <w:rFonts w:ascii="宋体" w:hAnsi="宋体" w:eastAsia="宋体" w:cs="宋体"/>
-          <w:spacing w:val="-6"/>
-          <w:sz w:val="24"/>
-          <w:szCs w:val="24"/>
-        </w:rPr>
-        <w:t>收</w:t>
-      </w:r>
-      <w:r>
-        <w:rPr>
-          <w:spacing w:val="-6"/>
-          <w:sz w:val="24"/>
-          <w:szCs w:val="24"/>
-        </w:rPr>
-        <w:t>6</w:t>
-      </w:r>
-      <w:r>
-        <w:rPr>
-          <w:rFonts w:ascii="宋体" w:hAnsi="宋体" w:eastAsia="宋体" w:cs="宋体"/>
-          <w:spacing w:val="-6"/>
-          <w:sz w:val="24"/>
-          <w:szCs w:val="24"/>
-        </w:rPr>
-        <w:t>份。整理分析结果如下：</w:t>
-      </w:r>
-    </w:p>
-    <w:p>
-      <w:pPr>
-        <w:pStyle w:val="12"/>
-        <w:widowControl w:val="0"/>
-        <w:spacing w:before="10" w:line="374" w:lineRule="auto"/>
-        <w:ind w:left="37" w:right="110" w:firstLine="480"/>
-        <w:jc w:val="both"/>
-        <w:rPr>
-          <w:rFonts w:ascii="宋体" w:hAnsi="宋体" w:eastAsia="宋体" w:cs="宋体"/>
-          <w:sz w:val="24"/>
-          <w:szCs w:val="24"/>
-        </w:rPr>
-      </w:pPr>
-      <w:r>
-        <w:rPr>
-          <w:rFonts w:hint="eastAsia" w:ascii="宋体" w:hAnsi="宋体" w:eastAsia="宋体" w:cs="宋体"/>
-          <w:sz w:val="24"/>
-          <w:szCs w:val="24"/>
-        </w:rPr>
-        <w:t>对已统计的用户满意度调查问卷结果进行分析</w:t>
-      </w:r>
-      <w:r>
-        <w:rPr>
-          <w:rFonts w:hint="eastAsia" w:ascii="宋体" w:hAnsi="宋体" w:eastAsia="宋体" w:cs="宋体"/>
-          <w:spacing w:val="-1"/>
-          <w:sz w:val="24"/>
-          <w:szCs w:val="24"/>
-        </w:rPr>
-        <w:t>，</w:t>
-      </w:r>
-      <w:r>
-        <w:rPr>
-          <w:rFonts w:hint="eastAsia" w:ascii="宋体" w:hAnsi="宋体" w:eastAsia="宋体" w:cs="宋体"/>
-          <w:spacing w:val="-1"/>
-          <w:sz w:val="24"/>
-          <w:szCs w:val="24"/>
-          <w:lang w:eastAsia="zh-CN"/>
-        </w:rPr>
-        <w:t>截至</w:t>
-      </w:r>
-      <w:r>
-        <w:rPr>
-          <w:rFonts w:hint="eastAsia" w:ascii="宋体" w:hAnsi="宋体" w:eastAsia="宋体" w:cs="宋体"/>
-          <w:spacing w:val="-1"/>
-          <w:sz w:val="24"/>
-          <w:szCs w:val="24"/>
-        </w:rPr>
-        <w:t>202</w:t>
-      </w:r>
-      <w:r>
-        <w:rPr>
-          <w:rFonts w:hint="eastAsia" w:ascii="宋体" w:hAnsi="宋体" w:eastAsia="宋体" w:cs="宋体"/>
-          <w:spacing w:val="-1"/>
-          <w:sz w:val="24"/>
-          <w:szCs w:val="24"/>
-          <w:lang w:eastAsia="zh-CN"/>
-        </w:rPr>
-        <w:t>5</w:t>
-      </w:r>
-      <w:r>
-        <w:rPr>
-          <w:rFonts w:hint="eastAsia" w:ascii="宋体" w:hAnsi="宋体" w:eastAsia="宋体" w:cs="宋体"/>
-          <w:spacing w:val="-1"/>
-          <w:sz w:val="24"/>
-          <w:szCs w:val="24"/>
-        </w:rPr>
-        <w:t>年</w:t>
-      </w:r>
-      <w:r>
-        <w:rPr>
-          <w:rFonts w:hint="eastAsia" w:ascii="宋体" w:hAnsi="宋体" w:eastAsia="宋体" w:cs="宋体"/>
-          <w:spacing w:val="-1"/>
-          <w:sz w:val="24"/>
-          <w:szCs w:val="24"/>
-          <w:lang w:eastAsia="zh-CN"/>
-        </w:rPr>
-        <w:t>12月底</w:t>
-      </w:r>
-      <w:r>
-        <w:rPr>
-          <w:rFonts w:ascii="宋体" w:hAnsi="宋体" w:eastAsia="宋体" w:cs="宋体"/>
-          <w:spacing w:val="-1"/>
-          <w:sz w:val="24"/>
-          <w:szCs w:val="24"/>
-        </w:rPr>
-        <w:t>运维服务业务总体的客户满意度平</w:t>
-      </w:r>
-      <w:r>
-        <w:rPr>
-          <w:rFonts w:hint="eastAsia" w:ascii="宋体" w:hAnsi="宋体" w:eastAsia="宋体" w:cs="宋体"/>
-          <w:spacing w:val="-1"/>
-          <w:sz w:val="24"/>
-          <w:szCs w:val="24"/>
-        </w:rPr>
-        <w:t>均分为96分（</w:t>
-      </w:r>
-      <w:r>
-        <w:rPr>
-          <w:rFonts w:ascii="宋体" w:hAnsi="宋体" w:eastAsia="宋体" w:cs="宋体"/>
-          <w:spacing w:val="-1"/>
-          <w:sz w:val="24"/>
-          <w:szCs w:val="24"/>
-        </w:rPr>
-        <w:t>满意度调查表总得分</w:t>
-      </w:r>
-      <w:r>
-        <w:rPr>
-          <w:spacing w:val="-1"/>
-          <w:sz w:val="24"/>
-          <w:szCs w:val="24"/>
-        </w:rPr>
-        <w:t>/</w:t>
-      </w:r>
-      <w:r>
-        <w:rPr>
-          <w:rFonts w:ascii="宋体" w:hAnsi="宋体" w:eastAsia="宋体" w:cs="宋体"/>
-          <w:spacing w:val="-1"/>
-          <w:sz w:val="24"/>
-          <w:szCs w:val="24"/>
-        </w:rPr>
-        <w:t>收回的调查问卷总份数</w:t>
-      </w:r>
-      <w:r>
-        <w:rPr>
-          <w:rFonts w:ascii="宋体" w:hAnsi="宋体" w:eastAsia="宋体" w:cs="宋体"/>
-          <w:spacing w:val="4"/>
-          <w:sz w:val="24"/>
-          <w:szCs w:val="24"/>
-        </w:rPr>
-        <w:t>），</w:t>
-      </w:r>
-      <w:r>
-        <w:rPr>
-          <w:rFonts w:ascii="宋体" w:hAnsi="宋体" w:eastAsia="宋体" w:cs="宋体"/>
-          <w:spacing w:val="-1"/>
-          <w:sz w:val="24"/>
-          <w:szCs w:val="24"/>
-        </w:rPr>
-        <w:t>通</w:t>
-      </w:r>
-      <w:r>
-        <w:rPr>
-          <w:rFonts w:ascii="宋体" w:hAnsi="宋体" w:eastAsia="宋体" w:cs="宋体"/>
-          <w:sz w:val="24"/>
-          <w:szCs w:val="24"/>
-        </w:rPr>
-        <w:t>过调查分数以及客户提出的改进意见，质量部发现以下情</w:t>
-      </w:r>
-      <w:r>
-        <w:rPr>
-          <w:rFonts w:ascii="宋体" w:hAnsi="宋体" w:eastAsia="宋体" w:cs="宋体"/>
-          <w:spacing w:val="-1"/>
-          <w:sz w:val="24"/>
-          <w:szCs w:val="24"/>
-        </w:rPr>
-        <w:t>况在之后的运维服务过</w:t>
-      </w:r>
-      <w:r>
-        <w:rPr>
-          <w:rFonts w:ascii="宋体" w:hAnsi="宋体" w:eastAsia="宋体" w:cs="宋体"/>
-          <w:spacing w:val="-5"/>
-          <w:sz w:val="24"/>
-          <w:szCs w:val="24"/>
-        </w:rPr>
-        <w:t>程中有提高的空间。</w:t>
-      </w:r>
-    </w:p>
-    <w:p>
-      <w:pPr>
-        <w:widowControl w:val="0"/>
-        <w:spacing w:before="53" w:line="376" w:lineRule="auto"/>
-        <w:ind w:left="40" w:right="224" w:firstLine="480"/>
-        <w:jc w:val="both"/>
-        <w:rPr>
-          <w:rFonts w:ascii="宋体" w:hAnsi="宋体" w:cs="宋体"/>
-          <w:sz w:val="24"/>
-          <w:szCs w:val="24"/>
-        </w:rPr>
-      </w:pPr>
-      <w:r>
-        <w:rPr>
-          <w:rFonts w:ascii="宋体" w:hAnsi="宋体" w:cs="宋体"/>
-          <w:sz w:val="24"/>
-          <w:szCs w:val="24"/>
-        </w:rPr>
-        <w:t>经了解服务台人员在电话回访过程中用语不够规</w:t>
-      </w:r>
-      <w:r>
-        <w:rPr>
-          <w:rFonts w:ascii="宋体" w:hAnsi="宋体" w:cs="宋体"/>
-          <w:spacing w:val="-1"/>
-          <w:sz w:val="24"/>
-          <w:szCs w:val="24"/>
-        </w:rPr>
-        <w:t>范导致服务台分数较低，由服</w:t>
-      </w:r>
-      <w:r>
-        <w:rPr>
-          <w:rFonts w:ascii="宋体" w:hAnsi="宋体" w:cs="宋体"/>
-          <w:sz w:val="24"/>
-          <w:szCs w:val="24"/>
-        </w:rPr>
-        <w:t>务台负责人进行集体培训来提高服务台人员的用语规</w:t>
-      </w:r>
-      <w:r>
-        <w:rPr>
-          <w:rFonts w:ascii="宋体" w:hAnsi="宋体" w:cs="宋体"/>
-          <w:spacing w:val="-1"/>
-          <w:sz w:val="24"/>
-          <w:szCs w:val="24"/>
-        </w:rPr>
-        <w:t>范性，从而提高用户的整体满</w:t>
-      </w:r>
-      <w:r>
-        <w:rPr>
-          <w:rFonts w:ascii="宋体" w:hAnsi="宋体" w:cs="宋体"/>
-          <w:spacing w:val="-11"/>
-          <w:sz w:val="24"/>
-          <w:szCs w:val="24"/>
-        </w:rPr>
-        <w:t>意度。</w:t>
+        <w:pStyle w:val="28"/>
+        <w:bidi w:val="0"/>
+      </w:pPr>
+      <w:r>
+        <w:t>根据《2026年度运维服务质量管理计划》，公司级客户满意度调查计划于2026年12月进行，第一季度尚未开展。项目级的客户满意度调查持续进行，对每个已解决的事件或问题在24小时内进行电话回访。</w:t>
       </w:r>
     </w:p>
     <w:p>
@@ -12836,7 +13372,7 @@
         <w:keepLines w:val="0"/>
         <w:widowControl w:val="0"/>
       </w:pPr>
-      <w:bookmarkStart w:id="97" w:name="_Toc18528"/>
+      <w:bookmarkStart w:id="97" w:name="_Toc6348"/>
       <w:r>
         <w:t>总结与改进</w:t>
       </w:r>
